--- a/docs/notes/para_resist.docx
+++ b/docs/notes/para_resist.docx
@@ -7,25 +7,7 @@
         <w:pStyle w:val="Title"/>
       </w:pPr>
       <w:r>
-        <w:t xml:space="preserve">evolution</w:t>
-      </w:r>
-      <w:r>
-        <w:t xml:space="preserve"> </w:t>
-      </w:r>
-      <w:r>
-        <w:t xml:space="preserve">of</w:t>
-      </w:r>
-      <w:r>
-        <w:t xml:space="preserve"> </w:t>
-      </w:r>
-      <w:r>
-        <w:t xml:space="preserve">parasite</w:t>
-      </w:r>
-      <w:r>
-        <w:t xml:space="preserve"> </w:t>
-      </w:r>
-      <w:r>
-        <w:t xml:space="preserve">countermeasures</w:t>
+        <w:t xml:space="preserve">evolution of parasite countermeasures</w:t>
       </w:r>
     </w:p>
     <w:p>
@@ -33,19 +15,7 @@
         <w:pStyle w:val="Date"/>
       </w:pPr>
       <w:r>
-        <w:t xml:space="preserve">6</w:t>
-      </w:r>
-      <w:r>
-        <w:t xml:space="preserve"> </w:t>
-      </w:r>
-      <w:r>
-        <w:t xml:space="preserve">Nov</w:t>
-      </w:r>
-      <w:r>
-        <w:t xml:space="preserve"> </w:t>
-      </w:r>
-      <w:r>
-        <w:t xml:space="preserve">2023</w:t>
+        <w:t xml:space="preserve">6 Nov 2023</w:t>
       </w:r>
     </w:p>
     <w:bookmarkStart w:id="26" w:name="general-principles"/>
@@ -59,11 +29,11 @@
     </w:p>
     <w:p>
       <w:pPr>
+        <w:pStyle w:val="Compact"/>
         <w:numPr>
           <w:ilvl w:val="0"/>
           <w:numId w:val="1001"/>
         </w:numPr>
-        <w:pStyle w:val="Compact"/>
       </w:pPr>
       <w:r>
         <w:t xml:space="preserve">two stages of evolution:</w:t>
@@ -73,8 +43,8 @@
       </w:r>
       <w:r>
         <w:rPr>
-          <w:iCs/>
-          <w:i/>
+          <w:i/>
+          <w:iCs/>
         </w:rPr>
         <w:t xml:space="preserve">de novo</w:t>
       </w:r>
@@ -87,11 +57,11 @@
     </w:p>
     <w:p>
       <w:pPr>
+        <w:pStyle w:val="Compact"/>
         <w:numPr>
           <w:ilvl w:val="0"/>
           <w:numId w:val="1001"/>
         </w:numPr>
-        <w:pStyle w:val="Compact"/>
       </w:pPr>
       <w:r>
         <w:t xml:space="preserve">limiting factors in</w:t>
@@ -101,8 +71,8 @@
       </w:r>
       <w:r>
         <w:rPr>
-          <w:iCs/>
-          <w:i/>
+          <w:i/>
+          <w:iCs/>
         </w:rPr>
         <w:t xml:space="preserve">de novo</w:t>
       </w:r>
@@ -115,11 +85,11 @@
     </w:p>
     <w:p>
       <w:pPr>
+        <w:pStyle w:val="Compact"/>
         <w:numPr>
           <w:ilvl w:val="1"/>
           <w:numId w:val="1002"/>
         </w:numPr>
-        <w:pStyle w:val="Compact"/>
       </w:pPr>
       <w:r>
         <w:t xml:space="preserve">mutation rate (per locus/per genome)</w:t>
@@ -127,11 +97,11 @@
     </w:p>
     <w:p>
       <w:pPr>
+        <w:pStyle w:val="Compact"/>
         <w:numPr>
           <w:ilvl w:val="1"/>
           <w:numId w:val="1002"/>
         </w:numPr>
-        <w:pStyle w:val="Compact"/>
       </w:pPr>
       <w:r>
         <w:t xml:space="preserve">population size</w:t>
@@ -139,11 +109,11 @@
     </w:p>
     <w:p>
       <w:pPr>
+        <w:pStyle w:val="Compact"/>
         <w:numPr>
           <w:ilvl w:val="1"/>
           <w:numId w:val="1002"/>
         </w:numPr>
-        <w:pStyle w:val="Compact"/>
       </w:pPr>
       <w:r>
         <w:t xml:space="preserve">generation time</w:t>
@@ -151,11 +121,11 @@
     </w:p>
     <w:p>
       <w:pPr>
+        <w:pStyle w:val="Compact"/>
         <w:numPr>
           <w:ilvl w:val="1"/>
           <w:numId w:val="1002"/>
         </w:numPr>
-        <w:pStyle w:val="Compact"/>
       </w:pPr>
       <w:r>
         <w:t xml:space="preserve">rate appearance of new mutations = (mutation rate × pop size)/(generation time)</w:t>
@@ -163,11 +133,11 @@
     </w:p>
     <w:p>
       <w:pPr>
+        <w:pStyle w:val="Compact"/>
         <w:numPr>
           <w:ilvl w:val="1"/>
           <w:numId w:val="1002"/>
         </w:numPr>
-        <w:pStyle w:val="Compact"/>
       </w:pPr>
       <w:r>
         <w:t xml:space="preserve">mutational</w:t>
@@ -177,8 +147,8 @@
       </w:r>
       <w:r>
         <w:rPr>
+          <w:b/>
           <w:bCs/>
-          <w:b/>
         </w:rPr>
         <w:t xml:space="preserve">spectrum</w:t>
       </w:r>
@@ -188,11 +158,11 @@
     </w:p>
     <w:p>
       <w:pPr>
+        <w:pStyle w:val="Compact"/>
         <w:numPr>
           <w:ilvl w:val="0"/>
           <w:numId w:val="1001"/>
         </w:numPr>
-        <w:pStyle w:val="Compact"/>
       </w:pPr>
       <w:r>
         <w:t xml:space="preserve">limiting factors in selection:</w:t>
@@ -200,11 +170,11 @@
     </w:p>
     <w:p>
       <w:pPr>
+        <w:pStyle w:val="Compact"/>
         <w:numPr>
           <w:ilvl w:val="1"/>
           <w:numId w:val="1003"/>
         </w:numPr>
-        <w:pStyle w:val="Compact"/>
       </w:pPr>
       <w:r>
         <w:t xml:space="preserve">selection differential</w:t>
@@ -212,11 +182,11 @@
     </w:p>
     <w:p>
       <w:pPr>
+        <w:pStyle w:val="Compact"/>
         <w:numPr>
           <w:ilvl w:val="2"/>
           <w:numId w:val="1004"/>
         </w:numPr>
-        <w:pStyle w:val="Compact"/>
       </w:pPr>
       <w:r>
         <w:t xml:space="preserve">benefits (= prob of encountering antibiotic × benefit of resistance)</w:t>
@@ -224,11 +194,11 @@
     </w:p>
     <w:p>
       <w:pPr>
+        <w:pStyle w:val="Compact"/>
         <w:numPr>
           <w:ilvl w:val="2"/>
           <w:numId w:val="1004"/>
         </w:numPr>
-        <w:pStyle w:val="Compact"/>
       </w:pPr>
       <w:r>
         <w:t xml:space="preserve">costs [metabolic/energetic; reduced efficiency]</w:t>
@@ -236,16 +206,16 @@
     </w:p>
     <w:p>
       <w:pPr>
+        <w:pStyle w:val="Compact"/>
         <w:numPr>
           <w:ilvl w:val="3"/>
           <w:numId w:val="1005"/>
         </w:numPr>
-        <w:pStyle w:val="Compact"/>
-      </w:pPr>
-      <w:r>
-        <w:rPr>
+      </w:pPr>
+      <w:r>
+        <w:rPr>
+          <w:b/>
           <w:bCs/>
-          <w:b/>
         </w:rPr>
         <w:t xml:space="preserve">compensatory</w:t>
       </w:r>
@@ -258,11 +228,11 @@
     </w:p>
     <w:p>
       <w:pPr>
+        <w:pStyle w:val="Compact"/>
         <w:numPr>
           <w:ilvl w:val="1"/>
           <w:numId w:val="1003"/>
         </w:numPr>
-        <w:pStyle w:val="Compact"/>
       </w:pPr>
       <w:r>
         <w:t xml:space="preserve">pop size (drift vs selection; bottlenecks in between-host transmission)</w:t>
@@ -270,11 +240,11 @@
     </w:p>
     <w:p>
       <w:pPr>
+        <w:pStyle w:val="Compact"/>
         <w:numPr>
           <w:ilvl w:val="1"/>
           <w:numId w:val="1003"/>
         </w:numPr>
-        <w:pStyle w:val="Compact"/>
       </w:pPr>
       <w:r>
         <w:t xml:space="preserve">variation in selection (within- vs between-host)</w:t>
@@ -282,11 +252,11 @@
     </w:p>
     <w:p>
       <w:pPr>
+        <w:pStyle w:val="Compact"/>
         <w:numPr>
           <w:ilvl w:val="1"/>
           <w:numId w:val="1003"/>
         </w:numPr>
-        <w:pStyle w:val="Compact"/>
       </w:pPr>
       <w:r>
         <w:t xml:space="preserve">recombination and/or horizontal transmission via mobile elements (plasmids etc.)</w:t>
@@ -294,11 +264,11 @@
     </w:p>
     <w:p>
       <w:pPr>
+        <w:pStyle w:val="Compact"/>
         <w:numPr>
           <w:ilvl w:val="0"/>
           <w:numId w:val="1001"/>
         </w:numPr>
-        <w:pStyle w:val="Compact"/>
       </w:pPr>
       <w:r>
         <w:t xml:space="preserve">competition between susceptible and resistant strains</w:t>
@@ -411,11 +381,11 @@
     </w:p>
     <w:p>
       <w:pPr>
+        <w:pStyle w:val="Compact"/>
         <w:numPr>
           <w:ilvl w:val="0"/>
           <w:numId w:val="1006"/>
         </w:numPr>
-        <w:pStyle w:val="Compact"/>
       </w:pPr>
       <w:r>
         <w:t xml:space="preserve">resistant bacteria take over during treatment failure (within-host competition)</w:t>
@@ -423,11 +393,11 @@
     </w:p>
     <w:p>
       <w:pPr>
+        <w:pStyle w:val="Compact"/>
         <w:numPr>
           <w:ilvl w:val="0"/>
           <w:numId w:val="1006"/>
         </w:numPr>
-        <w:pStyle w:val="Compact"/>
       </w:pPr>
       <w:r>
         <w:t xml:space="preserve">resistant bacteria take advantage of reduced transmission by treated hosts (between-host)</w:t>
@@ -435,11 +405,11 @@
     </w:p>
     <w:p>
       <w:pPr>
+        <w:pStyle w:val="Compact"/>
         <w:numPr>
           <w:ilvl w:val="0"/>
           <w:numId w:val="1006"/>
         </w:numPr>
-        <w:pStyle w:val="Compact"/>
       </w:pPr>
       <w:r>
         <w:t xml:space="preserve">resistant bacteria colonize a treated host (empty patch)</w:t>
@@ -447,11 +417,11 @@
     </w:p>
     <w:p>
       <w:pPr>
+        <w:pStyle w:val="Compact"/>
         <w:numPr>
           <w:ilvl w:val="0"/>
           <w:numId w:val="1006"/>
         </w:numPr>
-        <w:pStyle w:val="Compact"/>
       </w:pPr>
       <w:r>
         <w:t xml:space="preserve">resistant bacteria take advantage of side effects (bystander effects)</w:t>
@@ -478,11 +448,11 @@
     </w:p>
     <w:p>
       <w:pPr>
+        <w:pStyle w:val="Compact"/>
         <w:numPr>
           <w:ilvl w:val="0"/>
           <w:numId w:val="1007"/>
         </w:numPr>
-        <w:pStyle w:val="Compact"/>
       </w:pPr>
       <w:r>
         <w:t xml:space="preserve">because bacteria and animals are biochemically different, can use substances that disrupt bacterial but not animal metabolic processes</w:t>
@@ -490,11 +460,11 @@
     </w:p>
     <w:p>
       <w:pPr>
+        <w:pStyle w:val="Compact"/>
         <w:numPr>
           <w:ilvl w:val="0"/>
           <w:numId w:val="1007"/>
         </w:numPr>
-        <w:pStyle w:val="Compact"/>
       </w:pPr>
       <w:r>
         <w:t xml:space="preserve">many biologically derived</w:t>
@@ -502,11 +472,11 @@
     </w:p>
     <w:p>
       <w:pPr>
+        <w:pStyle w:val="Compact"/>
         <w:numPr>
           <w:ilvl w:val="1"/>
           <w:numId w:val="1008"/>
         </w:numPr>
-        <w:pStyle w:val="Compact"/>
       </w:pPr>
       <w:r>
         <w:t xml:space="preserve">fungi (penicillin!)</w:t>
@@ -520,11 +490,11 @@
     </w:p>
     <w:p>
       <w:pPr>
+        <w:pStyle w:val="Compact"/>
         <w:numPr>
           <w:ilvl w:val="1"/>
           <w:numId w:val="1008"/>
         </w:numPr>
-        <w:pStyle w:val="Compact"/>
       </w:pPr>
       <w:r>
         <w:t xml:space="preserve">soil bacteria (esp</w:t>
@@ -534,8 +504,8 @@
       </w:r>
       <w:r>
         <w:rPr>
-          <w:iCs/>
-          <w:i/>
+          <w:i/>
+          <w:iCs/>
         </w:rPr>
         <w:t xml:space="preserve">Streptomyces</w:t>
       </w:r>
@@ -545,11 +515,11 @@
     </w:p>
     <w:p>
       <w:pPr>
+        <w:pStyle w:val="Compact"/>
         <w:numPr>
           <w:ilvl w:val="1"/>
           <w:numId w:val="1008"/>
         </w:numPr>
-        <w:pStyle w:val="Compact"/>
       </w:pPr>
       <w:r>
         <w:t xml:space="preserve">(also chemical/synthetic, e.g. derived from dyes -</w:t>
@@ -559,8 +529,8 @@
       </w:r>
       <w:r>
         <w:rPr>
-          <w:iCs/>
-          <w:i/>
+          <w:i/>
+          <w:iCs/>
         </w:rPr>
         <w:t xml:space="preserve">sulfa drugs</w:t>
       </w:r>
@@ -570,11 +540,11 @@
     </w:p>
     <w:p>
       <w:pPr>
+        <w:pStyle w:val="Compact"/>
         <w:numPr>
           <w:ilvl w:val="0"/>
           <w:numId w:val="1007"/>
         </w:numPr>
-        <w:pStyle w:val="Compact"/>
       </w:pPr>
       <w:r>
         <w:t xml:space="preserve">because antibiotics have been around</w:t>
@@ -583,13 +553,7 @@
         <w:t xml:space="preserve"> </w:t>
       </w:r>
       <w:r>
-        <w:t xml:space="preserve">“</w:t>
-      </w:r>
-      <w:r>
-        <w:t xml:space="preserve">forever</w:t>
-      </w:r>
-      <w:r>
-        <w:t xml:space="preserve">”</w:t>
+        <w:t xml:space="preserve">“forever”</w:t>
       </w:r>
       <w:r>
         <w:t xml:space="preserve">, so has antibiotic resistance</w:t>
@@ -603,11 +567,11 @@
     </w:p>
     <w:p>
       <w:pPr>
+        <w:pStyle w:val="Compact"/>
         <w:numPr>
           <w:ilvl w:val="1"/>
           <w:numId w:val="1009"/>
         </w:numPr>
-        <w:pStyle w:val="Compact"/>
       </w:pPr>
       <w:r>
         <w:t xml:space="preserve">but presence</w:t>
@@ -617,8 +581,8 @@
       </w:r>
       <w:r>
         <w:rPr>
+          <w:b/>
           <w:bCs/>
-          <w:b/>
         </w:rPr>
         <w:t xml:space="preserve">as mobile elements</w:t>
       </w:r>
@@ -637,11 +601,11 @@
     </w:p>
     <w:p>
       <w:pPr>
+        <w:pStyle w:val="Compact"/>
         <w:numPr>
           <w:ilvl w:val="1"/>
           <w:numId w:val="1009"/>
         </w:numPr>
-        <w:pStyle w:val="Compact"/>
       </w:pPr>
       <w:r>
         <w:t xml:space="preserve">often present in antibiotic</w:t>
@@ -651,8 +615,8 @@
       </w:r>
       <w:r>
         <w:rPr>
-          <w:iCs/>
-          <w:i/>
+          <w:i/>
+          <w:iCs/>
         </w:rPr>
         <w:t xml:space="preserve">producers</w:t>
       </w:r>
@@ -665,11 +629,11 @@
     </w:p>
     <w:p>
       <w:pPr>
+        <w:pStyle w:val="Compact"/>
         <w:numPr>
           <w:ilvl w:val="0"/>
           <w:numId w:val="1007"/>
         </w:numPr>
-        <w:pStyle w:val="Compact"/>
       </w:pPr>
       <w:r>
         <w:t xml:space="preserve">huge problem, e.g. mdrMRSA ([multi-drug resistant], methicillin-resistant</w:t>
@@ -679,8 +643,8 @@
       </w:r>
       <w:r>
         <w:rPr>
-          <w:iCs/>
-          <w:i/>
+          <w:i/>
+          <w:iCs/>
         </w:rPr>
         <w:t xml:space="preserve">Staphylococcus aureus</w:t>
       </w:r>
@@ -696,11 +660,11 @@
     </w:p>
     <w:p>
       <w:pPr>
+        <w:pStyle w:val="Compact"/>
         <w:numPr>
           <w:ilvl w:val="1"/>
           <w:numId w:val="1010"/>
         </w:numPr>
-        <w:pStyle w:val="Compact"/>
       </w:pPr>
       <w:r>
         <w:t xml:space="preserve">threatens to wipe out disease cures …</w:t>
@@ -708,11 +672,11 @@
     </w:p>
     <w:p>
       <w:pPr>
+        <w:pStyle w:val="Compact"/>
         <w:numPr>
           <w:ilvl w:val="0"/>
           <w:numId w:val="1007"/>
         </w:numPr>
-        <w:pStyle w:val="Compact"/>
       </w:pPr>
       <w:r>
         <w:t xml:space="preserve">horizontal transfer is rampant</w:t>
@@ -720,11 +684,11 @@
     </w:p>
     <w:p>
       <w:pPr>
+        <w:pStyle w:val="Compact"/>
         <w:numPr>
           <w:ilvl w:val="1"/>
           <w:numId w:val="1011"/>
         </w:numPr>
-        <w:pStyle w:val="Compact"/>
       </w:pPr>
       <w:r>
         <w:t xml:space="preserve">resistance gene can be anywhere in the microbiome …</w:t>
@@ -732,32 +696,32 @@
     </w:p>
     <w:p>
       <w:pPr>
+        <w:pStyle w:val="Compact"/>
         <w:numPr>
           <w:ilvl w:val="1"/>
           <w:numId w:val="1011"/>
         </w:numPr>
-        <w:pStyle w:val="Compact"/>
-      </w:pPr>
-      <w:r>
-        <w:rPr>
+      </w:pPr>
+      <w:r>
+        <w:rPr>
+          <w:b/>
           <w:bCs/>
+        </w:rPr>
+        <w:t xml:space="preserve">collateral</w:t>
+      </w:r>
+      <w:r>
+        <w:t xml:space="preserve"> </w:t>
+      </w:r>
+      <w:r>
+        <w:t xml:space="preserve">or</w:t>
+      </w:r>
+      <w:r>
+        <w:t xml:space="preserve"> </w:t>
+      </w:r>
+      <w:r>
+        <w:rPr>
           <w:b/>
-        </w:rPr>
-        <w:t xml:space="preserve">collateral</w:t>
-      </w:r>
-      <w:r>
-        <w:t xml:space="preserve"> </w:t>
-      </w:r>
-      <w:r>
-        <w:t xml:space="preserve">or</w:t>
-      </w:r>
-      <w:r>
-        <w:t xml:space="preserve"> </w:t>
-      </w:r>
-      <w:r>
-        <w:rPr>
           <w:bCs/>
-          <w:b/>
         </w:rPr>
         <w:t xml:space="preserve">non-target selection</w:t>
       </w:r>
@@ -770,11 +734,11 @@
     </w:p>
     <w:p>
       <w:pPr>
+        <w:pStyle w:val="Compact"/>
         <w:numPr>
           <w:ilvl w:val="1"/>
           <w:numId w:val="1011"/>
         </w:numPr>
-        <w:pStyle w:val="Compact"/>
       </w:pPr>
       <w:r>
         <w:t xml:space="preserve">also makes it easier to lose resistance when no longer required</w:t>
@@ -782,11 +746,11 @@
     </w:p>
     <w:p>
       <w:pPr>
+        <w:pStyle w:val="Compact"/>
         <w:numPr>
           <w:ilvl w:val="1"/>
           <w:numId w:val="1011"/>
         </w:numPr>
-        <w:pStyle w:val="Compact"/>
       </w:pPr>
       <w:r>
         <w:t xml:space="preserve">thus resistance is usually/often pre-existing</w:t>
@@ -794,11 +758,11 @@
     </w:p>
     <w:p>
       <w:pPr>
+        <w:pStyle w:val="Compact"/>
         <w:numPr>
           <w:ilvl w:val="0"/>
           <w:numId w:val="1007"/>
         </w:numPr>
-        <w:pStyle w:val="Compact"/>
       </w:pPr>
       <w:r>
         <w:t xml:space="preserve">mechanisms of action:</w:t>
@@ -806,23 +770,17 @@
     </w:p>
     <w:p>
       <w:pPr>
+        <w:pStyle w:val="Compact"/>
         <w:numPr>
           <w:ilvl w:val="1"/>
           <w:numId w:val="1012"/>
         </w:numPr>
-        <w:pStyle w:val="Compact"/>
       </w:pPr>
       <w:r>
         <w:t xml:space="preserve">pumps (</w:t>
       </w:r>
       <w:r>
-        <w:t xml:space="preserve">“</w:t>
-      </w:r>
-      <w:r>
-        <w:t xml:space="preserve">efflux system</w:t>
-      </w:r>
-      <w:r>
-        <w:t xml:space="preserve">”</w:t>
+        <w:t xml:space="preserve">“efflux system”</w:t>
       </w:r>
       <w:r>
         <w:t xml:space="preserve">: remove toxic substances from the cell)</w:t>
@@ -830,11 +788,11 @@
     </w:p>
     <w:p>
       <w:pPr>
+        <w:pStyle w:val="Compact"/>
         <w:numPr>
           <w:ilvl w:val="1"/>
           <w:numId w:val="1012"/>
         </w:numPr>
-        <w:pStyle w:val="Compact"/>
       </w:pPr>
       <w:r>
         <w:t xml:space="preserve">inactivation or degradation/detoxification</w:t>
@@ -842,11 +800,11 @@
     </w:p>
     <w:p>
       <w:pPr>
+        <w:pStyle w:val="Compact"/>
         <w:numPr>
           <w:ilvl w:val="1"/>
           <w:numId w:val="1012"/>
         </w:numPr>
-        <w:pStyle w:val="Compact"/>
       </w:pPr>
       <w:r>
         <w:t xml:space="preserve">altered pathways?</w:t>
@@ -854,11 +812,11 @@
     </w:p>
     <w:p>
       <w:pPr>
+        <w:pStyle w:val="Compact"/>
         <w:numPr>
           <w:ilvl w:val="0"/>
           <w:numId w:val="1007"/>
         </w:numPr>
-        <w:pStyle w:val="Compact"/>
       </w:pPr>
       <w:r>
         <w:t xml:space="preserve">antibiotics are</w:t>
@@ -868,8 +826,8 @@
       </w:r>
       <w:r>
         <w:rPr>
-          <w:iCs/>
-          <w:i/>
+          <w:i/>
+          <w:iCs/>
         </w:rPr>
         <w:t xml:space="preserve">effectors</w:t>
       </w:r>
@@ -882,11 +840,11 @@
     </w:p>
     <w:p>
       <w:pPr>
+        <w:pStyle w:val="Compact"/>
         <w:numPr>
           <w:ilvl w:val="0"/>
           <w:numId w:val="1007"/>
         </w:numPr>
-        <w:pStyle w:val="Compact"/>
       </w:pPr>
       <w:r>
         <w:t xml:space="preserve">cost of resistance; are resistance alleles lost or compensated in the absence of antibiotics?</w:t>
@@ -910,11 +868,11 @@
     </w:p>
     <w:p>
       <w:pPr>
+        <w:pStyle w:val="Compact"/>
         <w:numPr>
           <w:ilvl w:val="0"/>
           <w:numId w:val="1013"/>
         </w:numPr>
-        <w:pStyle w:val="Compact"/>
       </w:pPr>
       <w:r>
         <w:t xml:space="preserve">avoid overuse!</w:t>
@@ -923,22 +881,16 @@
         <w:t xml:space="preserve"> </w:t>
       </w:r>
       <w:r>
-        <w:t xml:space="preserve">“</w:t>
-      </w:r>
-      <w:r>
-        <w:t xml:space="preserve">antibiotic conservation</w:t>
-      </w:r>
-      <w:r>
-        <w:t xml:space="preserve">”</w:t>
-      </w:r>
-    </w:p>
-    <w:p>
-      <w:pPr>
+        <w:t xml:space="preserve">“antibiotic conservation”</w:t>
+      </w:r>
+    </w:p>
+    <w:p>
+      <w:pPr>
+        <w:pStyle w:val="Compact"/>
         <w:numPr>
           <w:ilvl w:val="0"/>
           <w:numId w:val="1013"/>
         </w:numPr>
-        <w:pStyle w:val="Compact"/>
       </w:pPr>
       <w:r>
         <w:t xml:space="preserve">regulate agricultural use</w:t>
@@ -946,11 +898,11 @@
     </w:p>
     <w:p>
       <w:pPr>
+        <w:pStyle w:val="Compact"/>
         <w:numPr>
           <w:ilvl w:val="1"/>
           <w:numId w:val="1014"/>
         </w:numPr>
-        <w:pStyle w:val="Compact"/>
       </w:pPr>
       <w:r>
         <w:t xml:space="preserve">for human-to-human transmission, regulating agriculture may be too late once resistance is already established in humans</w:t>
@@ -964,11 +916,11 @@
     </w:p>
     <w:p>
       <w:pPr>
+        <w:pStyle w:val="Compact"/>
         <w:numPr>
           <w:ilvl w:val="0"/>
           <w:numId w:val="1000"/>
         </w:numPr>
-        <w:pStyle w:val="Compact"/>
       </w:pPr>
       <w:r>
         <w:drawing>
@@ -1015,11 +967,11 @@
     </w:p>
     <w:p>
       <w:pPr>
+        <w:pStyle w:val="Compact"/>
         <w:numPr>
           <w:ilvl w:val="1"/>
           <w:numId w:val="1015"/>
         </w:numPr>
-        <w:pStyle w:val="Compact"/>
       </w:pPr>
       <w:r>
         <w:t xml:space="preserve">but regulation still helps with spillover infections</w:t>
@@ -1033,20 +985,14 @@
     </w:p>
     <w:p>
       <w:pPr>
+        <w:pStyle w:val="Compact"/>
         <w:numPr>
           <w:ilvl w:val="0"/>
           <w:numId w:val="1013"/>
         </w:numPr>
-        <w:pStyle w:val="Compact"/>
-      </w:pPr>
-      <w:r>
-        <w:t xml:space="preserve">“</w:t>
-      </w:r>
-      <w:r>
-        <w:t xml:space="preserve">the long-term benefit of single drug treatment from introduction of the antibiotic until a high frequency of resistance precludes its use is almost independent of the pattern of antibiotic use</w:t>
-      </w:r>
-      <w:r>
-        <w:t xml:space="preserve">”</w:t>
+      </w:pPr>
+      <w:r>
+        <w:t xml:space="preserve">“the long-term benefit of single drug treatment from introduction of the antibiotic until a high frequency of resistance precludes its use is almost independent of the pattern of antibiotic use”</w:t>
       </w:r>
       <w:r>
         <w:t xml:space="preserve"> </w:t>
@@ -1057,20 +1003,14 @@
     </w:p>
     <w:p>
       <w:pPr>
+        <w:pStyle w:val="Compact"/>
         <w:numPr>
           <w:ilvl w:val="0"/>
           <w:numId w:val="1013"/>
         </w:numPr>
-        <w:pStyle w:val="Compact"/>
-      </w:pPr>
-      <w:r>
-        <w:t xml:space="preserve">“</w:t>
-      </w:r>
-      <w:r>
-        <w:t xml:space="preserve">cocktails</w:t>
-      </w:r>
-      <w:r>
-        <w:t xml:space="preserve">”</w:t>
+      </w:pPr>
+      <w:r>
+        <w:t xml:space="preserve">“cocktails”</w:t>
       </w:r>
       <w:r>
         <w:t xml:space="preserve"> </w:t>
@@ -1087,11 +1027,11 @@
     </w:p>
     <w:p>
       <w:pPr>
+        <w:pStyle w:val="Compact"/>
         <w:numPr>
           <w:ilvl w:val="0"/>
           <w:numId w:val="1013"/>
         </w:numPr>
-        <w:pStyle w:val="Compact"/>
       </w:pPr>
       <w:r>
         <w:t xml:space="preserve">treating for longer increases collateral selection</w:t>
@@ -1105,11 +1045,11 @@
     </w:p>
     <w:p>
       <w:pPr>
+        <w:pStyle w:val="Compact"/>
         <w:numPr>
           <w:ilvl w:val="0"/>
           <w:numId w:val="1013"/>
         </w:numPr>
-        <w:pStyle w:val="Compact"/>
       </w:pPr>
       <w:r>
         <w:t xml:space="preserve">contrast: Tb (chronic disease, resistance from point mutations)</w:t>
@@ -1128,11 +1068,11 @@
     </w:p>
     <w:p>
       <w:pPr>
+        <w:pStyle w:val="Compact"/>
         <w:numPr>
           <w:ilvl w:val="0"/>
           <w:numId w:val="1016"/>
         </w:numPr>
-        <w:pStyle w:val="Compact"/>
       </w:pPr>
       <w:r>
         <w:t xml:space="preserve">similar biochemistry to hosts</w:t>
@@ -1140,30 +1080,30 @@
     </w:p>
     <w:p>
       <w:pPr>
+        <w:pStyle w:val="Compact"/>
         <w:numPr>
           <w:ilvl w:val="1"/>
           <w:numId w:val="1017"/>
         </w:numPr>
-        <w:pStyle w:val="Compact"/>
       </w:pPr>
       <w:r>
         <w:t xml:space="preserve">often fought by priming immune system, i.e. </w:t>
       </w:r>
       <w:r>
         <w:rPr>
-          <w:iCs/>
-          <w:i/>
+          <w:i/>
+          <w:iCs/>
         </w:rPr>
         <w:t xml:space="preserve">vaccination</w:t>
       </w:r>
     </w:p>
     <w:p>
       <w:pPr>
+        <w:pStyle w:val="Compact"/>
         <w:numPr>
           <w:ilvl w:val="1"/>
           <w:numId w:val="1017"/>
         </w:numPr>
-        <w:pStyle w:val="Compact"/>
       </w:pPr>
       <w:r>
         <w:t xml:space="preserve">resistance via</w:t>
@@ -1173,8 +1113,8 @@
       </w:r>
       <w:r>
         <w:rPr>
+          <w:b/>
           <w:bCs/>
-          <w:b/>
         </w:rPr>
         <w:t xml:space="preserve">recognition escape</w:t>
       </w:r>
@@ -1187,11 +1127,11 @@
     </w:p>
     <w:p>
       <w:pPr>
+        <w:pStyle w:val="Compact"/>
         <w:numPr>
           <w:ilvl w:val="1"/>
           <w:numId w:val="1017"/>
         </w:numPr>
-        <w:pStyle w:val="Compact"/>
       </w:pPr>
       <w:r>
         <w:t xml:space="preserve">usually</w:t>
@@ -1201,8 +1141,8 @@
       </w:r>
       <w:r>
         <w:rPr>
+          <w:b/>
           <w:bCs/>
-          <w:b/>
         </w:rPr>
         <w:t xml:space="preserve">strain replacement</w:t>
       </w:r>
@@ -1215,11 +1155,11 @@
     </w:p>
     <w:p>
       <w:pPr>
+        <w:pStyle w:val="Compact"/>
         <w:numPr>
           <w:ilvl w:val="2"/>
           <w:numId w:val="1018"/>
         </w:numPr>
-        <w:pStyle w:val="Compact"/>
       </w:pPr>
       <w:r>
         <w:t xml:space="preserve">horizontal transfer/lineage-mixing does happen via recombination (especially influenza, phages), but less typical</w:t>
@@ -1233,11 +1173,11 @@
     </w:p>
     <w:p>
       <w:pPr>
+        <w:pStyle w:val="Compact"/>
         <w:numPr>
           <w:ilvl w:val="0"/>
           <w:numId w:val="1016"/>
         </w:numPr>
-        <w:pStyle w:val="Compact"/>
       </w:pPr>
       <w:r>
         <w:t xml:space="preserve">very high mutation rate</w:t>
@@ -1245,16 +1185,16 @@
     </w:p>
     <w:p>
       <w:pPr>
+        <w:pStyle w:val="Compact"/>
         <w:numPr>
           <w:ilvl w:val="1"/>
           <w:numId w:val="1019"/>
         </w:numPr>
-        <w:pStyle w:val="Compact"/>
-      </w:pPr>
-      <w:r>
-        <w:rPr>
-          <w:iCs/>
-          <w:i/>
+      </w:pPr>
+      <w:r>
+        <w:rPr>
+          <w:i/>
+          <w:iCs/>
         </w:rPr>
         <w:t xml:space="preserve">de novo</w:t>
       </w:r>
@@ -1267,11 +1207,11 @@
     </w:p>
     <w:p>
       <w:pPr>
+        <w:pStyle w:val="Compact"/>
         <w:numPr>
           <w:ilvl w:val="0"/>
           <w:numId w:val="1016"/>
         </w:numPr>
-        <w:pStyle w:val="Compact"/>
       </w:pPr>
       <w:r>
         <w:t xml:space="preserve">HIV</w:t>
@@ -1279,11 +1219,11 @@
     </w:p>
     <w:p>
       <w:pPr>
+        <w:pStyle w:val="Compact"/>
         <w:numPr>
           <w:ilvl w:val="1"/>
           <w:numId w:val="1020"/>
         </w:numPr>
-        <w:pStyle w:val="Compact"/>
       </w:pPr>
       <w:r>
         <w:t xml:space="preserve">single-drug resistance evolves quickly</w:t>
@@ -1297,11 +1237,11 @@
     </w:p>
     <w:p>
       <w:pPr>
+        <w:pStyle w:val="Compact"/>
         <w:numPr>
           <w:ilvl w:val="1"/>
           <w:numId w:val="1020"/>
         </w:numPr>
-        <w:pStyle w:val="Compact"/>
       </w:pPr>
       <w:r>
         <w:t xml:space="preserve">target non-host-like biochemistry: nucleoside and non-nucleoside resistance transcriptase inhibitors; protease, integrase inhibitors</w:t>
@@ -1309,11 +1249,11 @@
     </w:p>
     <w:p>
       <w:pPr>
+        <w:pStyle w:val="Compact"/>
         <w:numPr>
           <w:ilvl w:val="1"/>
           <w:numId w:val="1020"/>
         </w:numPr>
-        <w:pStyle w:val="Compact"/>
       </w:pPr>
       <w:r>
         <w:t xml:space="preserve">HAART</w:t>
@@ -1336,11 +1276,11 @@
     </w:p>
     <w:p>
       <w:pPr>
+        <w:pStyle w:val="Compact"/>
         <w:numPr>
           <w:ilvl w:val="1"/>
           <w:numId w:val="1020"/>
         </w:numPr>
-        <w:pStyle w:val="Compact"/>
       </w:pPr>
       <w:r>
         <w:t xml:space="preserve">keeping load low reduces transmission</w:t>
@@ -1350,8 +1290,8 @@
       </w:r>
       <w:r>
         <w:rPr>
-          <w:iCs/>
-          <w:i/>
+          <w:i/>
+          <w:iCs/>
         </w:rPr>
         <w:t xml:space="preserve">and</w:t>
       </w:r>
@@ -1364,11 +1304,11 @@
     </w:p>
     <w:p>
       <w:pPr>
+        <w:pStyle w:val="Compact"/>
         <w:numPr>
           <w:ilvl w:val="1"/>
           <w:numId w:val="1020"/>
         </w:numPr>
-        <w:pStyle w:val="Compact"/>
       </w:pPr>
       <w:r>
         <w:t xml:space="preserve">between-host transmission maybe less important because of early infectivity</w:t>
@@ -1376,11 +1316,11 @@
     </w:p>
     <w:p>
       <w:pPr>
+        <w:pStyle w:val="Compact"/>
         <w:numPr>
           <w:ilvl w:val="0"/>
           <w:numId w:val="1016"/>
         </w:numPr>
-        <w:pStyle w:val="Compact"/>
       </w:pPr>
       <w:r>
         <w:t xml:space="preserve">strain replacement</w:t>
@@ -1388,11 +1328,11 @@
     </w:p>
     <w:p>
       <w:pPr>
+        <w:pStyle w:val="Compact"/>
         <w:numPr>
           <w:ilvl w:val="1"/>
           <w:numId w:val="1021"/>
         </w:numPr>
-        <w:pStyle w:val="Compact"/>
       </w:pPr>
       <w:r>
         <w:t xml:space="preserve">COVID-19! alpha, delta, omicron</w:t>
@@ -1406,19 +1346,19 @@
     </w:p>
     <w:p>
       <w:pPr>
+        <w:pStyle w:val="Compact"/>
         <w:numPr>
           <w:ilvl w:val="1"/>
           <w:numId w:val="1021"/>
         </w:numPr>
-        <w:pStyle w:val="Compact"/>
       </w:pPr>
       <w:r>
         <w:t xml:space="preserve">influenza, every year (</w:t>
       </w:r>
       <w:r>
         <w:rPr>
-          <w:iCs/>
-          <w:i/>
+          <w:i/>
+          <w:iCs/>
         </w:rPr>
         <w:t xml:space="preserve">antigenic drift</w:t>
       </w:r>
@@ -1427,8 +1367,8 @@
       </w:r>
       <w:r>
         <w:rPr>
-          <w:iCs/>
-          <w:i/>
+          <w:i/>
+          <w:iCs/>
         </w:rPr>
         <w:t xml:space="preserve">antigenic shift</w:t>
       </w:r>
@@ -1438,11 +1378,11 @@
     </w:p>
     <w:p>
       <w:pPr>
+        <w:pStyle w:val="Compact"/>
         <w:numPr>
           <w:ilvl w:val="1"/>
           <w:numId w:val="1021"/>
         </w:numPr>
-        <w:pStyle w:val="Compact"/>
       </w:pPr>
       <w:r>
         <w:t xml:space="preserve">other examples:</w:t>
@@ -1452,8 +1392,8 @@
       </w:r>
       <w:r>
         <w:rPr>
-          <w:iCs/>
-          <w:i/>
+          <w:i/>
+          <w:iCs/>
         </w:rPr>
         <w:t xml:space="preserve">Haemophilus influenzae B</w:t>
       </w:r>
@@ -1466,11 +1406,11 @@
     </w:p>
     <w:p>
       <w:pPr>
+        <w:pStyle w:val="Compact"/>
         <w:numPr>
           <w:ilvl w:val="1"/>
           <w:numId w:val="1021"/>
         </w:numPr>
-        <w:pStyle w:val="Compact"/>
       </w:pPr>
       <w:r>
         <w:t xml:space="preserve">human papilloma virus: maybe not?</w:t>
@@ -1484,16 +1424,16 @@
     </w:p>
     <w:p>
       <w:pPr>
+        <w:pStyle w:val="Compact"/>
         <w:numPr>
           <w:ilvl w:val="1"/>
           <w:numId w:val="1021"/>
         </w:numPr>
-        <w:pStyle w:val="Compact"/>
-      </w:pPr>
-      <w:r>
-        <w:rPr>
+      </w:pPr>
+      <w:r>
+        <w:rPr>
+          <w:b/>
           <w:bCs/>
-          <w:b/>
         </w:rPr>
         <w:t xml:space="preserve">not</w:t>
       </w:r>
@@ -1503,11 +1443,11 @@
     </w:p>
     <w:p>
       <w:pPr>
+        <w:pStyle w:val="Compact"/>
         <w:numPr>
           <w:ilvl w:val="1"/>
           <w:numId w:val="1021"/>
         </w:numPr>
-        <w:pStyle w:val="Compact"/>
       </w:pPr>
       <w:r>
         <w:t xml:space="preserve">importance of focusing on</w:t>
@@ -1517,24 +1457,24 @@
       </w:r>
       <w:r>
         <w:rPr>
+          <w:b/>
           <w:bCs/>
+        </w:rPr>
+        <w:t xml:space="preserve">conserved</w:t>
+      </w:r>
+      <w:r>
+        <w:t xml:space="preserve"> </w:t>
+      </w:r>
+      <w:r>
+        <w:t xml:space="preserve">viral</w:t>
+      </w:r>
+      <w:r>
+        <w:t xml:space="preserve"> </w:t>
+      </w:r>
+      <w:r>
+        <w:rPr>
           <w:b/>
-        </w:rPr>
-        <w:t xml:space="preserve">conserved</w:t>
-      </w:r>
-      <w:r>
-        <w:t xml:space="preserve"> </w:t>
-      </w:r>
-      <w:r>
-        <w:t xml:space="preserve">viral</w:t>
-      </w:r>
-      <w:r>
-        <w:t xml:space="preserve"> </w:t>
-      </w:r>
-      <w:r>
-        <w:rPr>
           <w:bCs/>
-          <w:b/>
         </w:rPr>
         <w:t xml:space="preserve">epitopes</w:t>
       </w:r>
@@ -1558,8 +1498,8 @@
       </w:r>
       <w:r>
         <w:rPr>
-          <w:iCs/>
-          <w:i/>
+          <w:i/>
+          <w:iCs/>
         </w:rPr>
         <w:t xml:space="preserve">mutational spectrum</w:t>
       </w:r>
@@ -1569,11 +1509,11 @@
     </w:p>
     <w:p>
       <w:pPr>
+        <w:pStyle w:val="Compact"/>
         <w:numPr>
           <w:ilvl w:val="0"/>
           <w:numId w:val="1022"/>
         </w:numPr>
-        <w:pStyle w:val="Compact"/>
       </w:pPr>
       <w:r>
         <w:t xml:space="preserve">back to bacteria: vaccine-preventable</w:t>
@@ -1583,8 +1523,8 @@
       </w:r>
       <w:r>
         <w:rPr>
-          <w:iCs/>
-          <w:i/>
+          <w:i/>
+          <w:iCs/>
         </w:rPr>
         <w:t xml:space="preserve">Bordetella pertussis</w:t>
       </w:r>
@@ -1607,8 +1547,8 @@
       </w:r>
       <w:r>
         <w:rPr>
+          <w:b/>
           <w:bCs/>
-          <w:b/>
         </w:rPr>
         <w:t xml:space="preserve">to be added, maybe</w:t>
       </w:r>
@@ -1652,13 +1592,7 @@
         <w:t xml:space="preserve"> </w:t>
       </w:r>
       <w:r>
-        <w:t xml:space="preserve">“</w:t>
-      </w:r>
-      <w:r>
-        <w:t xml:space="preserve">Well, WTF did you expect? No one who understands malaria believes elimination would be possible without spending at least $10B/yr</w:t>
-      </w:r>
-      <w:r>
-        <w:t xml:space="preserve">”</w:t>
+        <w:t xml:space="preserve">“Well, WTF did you expect? No one who understands malaria believes elimination would be possible without spending at least $10B/yr”</w:t>
       </w:r>
     </w:p>
     <w:p>
@@ -1671,11 +1605,11 @@
     </w:p>
     <w:p>
       <w:pPr>
+        <w:pStyle w:val="Compact"/>
         <w:numPr>
           <w:ilvl w:val="0"/>
           <w:numId w:val="1023"/>
         </w:numPr>
-        <w:pStyle w:val="Compact"/>
       </w:pPr>
       <w:r>
         <w:t xml:space="preserve">antimalarial drugs</w:t>
@@ -1683,11 +1617,11 @@
     </w:p>
     <w:p>
       <w:pPr>
+        <w:pStyle w:val="Compact"/>
         <w:numPr>
           <w:ilvl w:val="0"/>
           <w:numId w:val="1023"/>
         </w:numPr>
-        <w:pStyle w:val="Compact"/>
       </w:pPr>
       <w:r>
         <w:t xml:space="preserve">vaccine (children only, max effectiveness</w:t>
@@ -1718,11 +1652,11 @@
     </w:p>
     <w:p>
       <w:pPr>
+        <w:pStyle w:val="Compact"/>
         <w:numPr>
           <w:ilvl w:val="0"/>
           <w:numId w:val="1023"/>
         </w:numPr>
-        <w:pStyle w:val="Compact"/>
       </w:pPr>
       <w:r>
         <w:t xml:space="preserve">vector control</w:t>
@@ -1730,11 +1664,11 @@
     </w:p>
     <w:p>
       <w:pPr>
+        <w:pStyle w:val="Compact"/>
         <w:numPr>
           <w:ilvl w:val="1"/>
           <w:numId w:val="1024"/>
         </w:numPr>
-        <w:pStyle w:val="Compact"/>
       </w:pPr>
       <w:r>
         <w:t xml:space="preserve">indoor residual spraying (lethality + avoidance)</w:t>
@@ -1742,11 +1676,11 @@
     </w:p>
     <w:p>
       <w:pPr>
+        <w:pStyle w:val="Compact"/>
         <w:numPr>
           <w:ilvl w:val="1"/>
           <w:numId w:val="1024"/>
         </w:numPr>
-        <w:pStyle w:val="Compact"/>
       </w:pPr>
       <w:r>
         <w:t xml:space="preserve">treated bednets (lethality + avoidance)</w:t>
@@ -1754,19 +1688,19 @@
     </w:p>
     <w:p>
       <w:pPr>
+        <w:pStyle w:val="Compact"/>
         <w:numPr>
           <w:ilvl w:val="1"/>
           <w:numId w:val="1024"/>
         </w:numPr>
-        <w:pStyle w:val="Compact"/>
       </w:pPr>
       <w:r>
         <w:t xml:space="preserve">biocontrol (e.g. </w:t>
       </w:r>
       <w:r>
         <w:rPr>
-          <w:iCs/>
-          <w:i/>
+          <w:i/>
+          <w:iCs/>
         </w:rPr>
         <w:t xml:space="preserve">Gambusia</w:t>
       </w:r>
@@ -1777,13 +1711,7 @@
         <w:t xml:space="preserve"> </w:t>
       </w:r>
       <w:r>
-        <w:t xml:space="preserve">“</w:t>
-      </w:r>
-      <w:r>
-        <w:t xml:space="preserve">mosquito fish</w:t>
-      </w:r>
-      <w:r>
-        <w:t xml:space="preserve">”</w:t>
+        <w:t xml:space="preserve">“mosquito fish”</w:t>
       </w:r>
       <w:r>
         <w:t xml:space="preserve">)</w:t>
@@ -1791,11 +1719,11 @@
     </w:p>
     <w:p>
       <w:pPr>
+        <w:pStyle w:val="Compact"/>
         <w:numPr>
           <w:ilvl w:val="1"/>
           <w:numId w:val="1024"/>
         </w:numPr>
-        <w:pStyle w:val="Compact"/>
       </w:pPr>
       <w:r>
         <w:t xml:space="preserve">improved housing?</w:t>
@@ -1819,11 +1747,11 @@
     </w:p>
     <w:p>
       <w:pPr>
+        <w:pStyle w:val="Compact"/>
         <w:numPr>
           <w:ilvl w:val="0"/>
           <w:numId w:val="1025"/>
         </w:numPr>
-        <w:pStyle w:val="Compact"/>
       </w:pPr>
       <w:r>
         <w:t xml:space="preserve">protozoan parasite</w:t>
@@ -1831,11 +1759,11 @@
     </w:p>
     <w:p>
       <w:pPr>
+        <w:pStyle w:val="Compact"/>
         <w:numPr>
           <w:ilvl w:val="0"/>
           <w:numId w:val="1025"/>
         </w:numPr>
-        <w:pStyle w:val="Compact"/>
       </w:pPr>
       <w:r>
         <w:t xml:space="preserve">quinine, chloroquine</w:t>
@@ -1849,11 +1777,11 @@
     </w:p>
     <w:p>
       <w:pPr>
+        <w:pStyle w:val="Compact"/>
         <w:numPr>
           <w:ilvl w:val="0"/>
           <w:numId w:val="1025"/>
         </w:numPr>
-        <w:pStyle w:val="Compact"/>
       </w:pPr>
       <w:r>
         <w:t xml:space="preserve">artemisinin (and combination therapy, ACT)</w:t>
@@ -1934,13 +1862,7 @@
         <w:t xml:space="preserve"> </w:t>
       </w:r>
       <w:r>
-        <w:t xml:space="preserve">“</w:t>
-      </w:r>
-      <w:r>
-        <w:t xml:space="preserve">Recent data suggest that we are on the verge of clinically meaningful artemisinin-resistance in Africa</w:t>
-      </w:r>
-      <w:r>
-        <w:t xml:space="preserve">”</w:t>
+        <w:t xml:space="preserve">“Recent data suggest that we are on the verge of clinically meaningful artemisinin-resistance in Africa”</w:t>
       </w:r>
     </w:p>
     <w:p>
@@ -2017,8 +1939,8 @@
       </w:r>
       <w:r>
         <w:rPr>
-          <w:iCs/>
-          <w:i/>
+          <w:i/>
+          <w:iCs/>
         </w:rPr>
         <w:t xml:space="preserve">falciparum</w:t>
       </w:r>
@@ -2032,13 +1954,7 @@
         <w:t xml:space="preserve"> </w:t>
       </w:r>
       <w:r>
-        <w:t xml:space="preserve">“</w:t>
-      </w:r>
-      <w:r>
-        <w:t xml:space="preserve">firewall</w:t>
-      </w:r>
-      <w:r>
-        <w:t xml:space="preserve">”</w:t>
+        <w:t xml:space="preserve">“firewall”</w:t>
       </w:r>
       <w:r>
         <w:t xml:space="preserve">?</w:t>
@@ -2056,11 +1972,11 @@
     </w:p>
     <w:p>
       <w:pPr>
+        <w:pStyle w:val="Compact"/>
         <w:numPr>
           <w:ilvl w:val="0"/>
           <w:numId w:val="1026"/>
         </w:numPr>
-        <w:pStyle w:val="Compact"/>
       </w:pPr>
       <w:r>
         <w:t xml:space="preserve">DDT</w:t>
@@ -2079,11 +1995,11 @@
     </w:p>
     <w:p>
       <w:pPr>
+        <w:pStyle w:val="Compact"/>
         <w:numPr>
           <w:ilvl w:val="1"/>
           <w:numId w:val="1027"/>
         </w:numPr>
-        <w:pStyle w:val="Compact"/>
       </w:pPr>
       <w:r>
         <w:t xml:space="preserve">environmental side effects</w:t>
@@ -2091,11 +2007,11 @@
     </w:p>
     <w:p>
       <w:pPr>
+        <w:pStyle w:val="Compact"/>
         <w:numPr>
           <w:ilvl w:val="2"/>
           <w:numId w:val="1028"/>
         </w:numPr>
-        <w:pStyle w:val="Compact"/>
       </w:pPr>
       <w:r>
         <w:t xml:space="preserve">fast evolution of resistance: 6-7 years</w:t>
@@ -2109,11 +2025,11 @@
     </w:p>
     <w:p>
       <w:pPr>
+        <w:pStyle w:val="Compact"/>
         <w:numPr>
           <w:ilvl w:val="0"/>
           <w:numId w:val="1026"/>
         </w:numPr>
-        <w:pStyle w:val="Compact"/>
       </w:pPr>
       <w:r>
         <w:t xml:space="preserve">other methods?</w:t>
@@ -2121,11 +2037,11 @@
     </w:p>
     <w:p>
       <w:pPr>
+        <w:pStyle w:val="Compact"/>
         <w:numPr>
           <w:ilvl w:val="1"/>
           <w:numId w:val="1029"/>
         </w:numPr>
-        <w:pStyle w:val="Compact"/>
       </w:pPr>
       <w:r>
         <w:t xml:space="preserve">sterile male release (irradiation,</w:t>
@@ -2135,8 +2051,8 @@
       </w:r>
       <w:r>
         <w:rPr>
-          <w:iCs/>
-          <w:i/>
+          <w:i/>
+          <w:iCs/>
         </w:rPr>
         <w:t xml:space="preserve">Wolbachia</w:t>
       </w:r>
@@ -2152,16 +2068,16 @@
     </w:p>
     <w:p>
       <w:pPr>
+        <w:pStyle w:val="Compact"/>
         <w:numPr>
           <w:ilvl w:val="1"/>
           <w:numId w:val="1029"/>
         </w:numPr>
-        <w:pStyle w:val="Compact"/>
-      </w:pPr>
-      <w:r>
-        <w:rPr>
+      </w:pPr>
+      <w:r>
+        <w:rPr>
+          <w:b/>
           <w:bCs/>
-          <w:b/>
         </w:rPr>
         <w:t xml:space="preserve">gene drive</w:t>
       </w:r>
@@ -2186,11 +2102,11 @@
     </w:p>
     <w:p>
       <w:pPr>
+        <w:pStyle w:val="Compact"/>
         <w:numPr>
           <w:ilvl w:val="2"/>
           <w:numId w:val="1030"/>
         </w:numPr>
-        <w:pStyle w:val="Compact"/>
       </w:pPr>
       <w:r>
         <w:t xml:space="preserve">reduce vector competence</w:t>
@@ -2198,11 +2114,11 @@
     </w:p>
     <w:p>
       <w:pPr>
+        <w:pStyle w:val="Compact"/>
         <w:numPr>
           <w:ilvl w:val="2"/>
           <w:numId w:val="1030"/>
         </w:numPr>
-        <w:pStyle w:val="Compact"/>
       </w:pPr>
       <w:r>
         <w:t xml:space="preserve">shift sex ratios toward males</w:t>
@@ -2210,11 +2126,11 @@
     </w:p>
     <w:p>
       <w:pPr>
+        <w:pStyle w:val="Compact"/>
         <w:numPr>
           <w:ilvl w:val="1"/>
           <w:numId w:val="1029"/>
         </w:numPr>
-        <w:pStyle w:val="Compact"/>
       </w:pPr>
       <w:r>
         <w:t xml:space="preserve">evolution-resistant insecticides: shorten host life span</w:t>
@@ -2228,11 +2144,11 @@
     </w:p>
     <w:p>
       <w:pPr>
+        <w:pStyle w:val="Compact"/>
         <w:numPr>
           <w:ilvl w:val="2"/>
           <w:numId w:val="1031"/>
         </w:numPr>
-        <w:pStyle w:val="Compact"/>
       </w:pPr>
       <w:r>
         <w:t xml:space="preserve">weak selection against late-acting processes</w:t>
@@ -2246,11 +2162,11 @@
     </w:p>
     <w:p>
       <w:pPr>
+        <w:pStyle w:val="Compact"/>
         <w:numPr>
           <w:ilvl w:val="2"/>
           <w:numId w:val="1031"/>
         </w:numPr>
-        <w:pStyle w:val="Compact"/>
       </w:pPr>
       <w:r>
         <w:t xml:space="preserve">late-acting insecticides (W. or fungal)</w:t>
@@ -2258,11 +2174,11 @@
     </w:p>
     <w:p>
       <w:pPr>
+        <w:pStyle w:val="Compact"/>
         <w:numPr>
           <w:ilvl w:val="2"/>
           <w:numId w:val="1031"/>
         </w:numPr>
-        <w:pStyle w:val="Compact"/>
       </w:pPr>
       <w:r>
         <w:t xml:space="preserve">larvicides: resistant phenotypes are smaller/short-lived</w:t>
@@ -2292,8 +2208,8 @@
       </w:r>
       <w:r>
         <w:rPr>
-          <w:iCs/>
-          <w:i/>
+          <w:i/>
+          <w:iCs/>
         </w:rPr>
         <w:t xml:space="preserve">Malaria Journal</w:t>
       </w:r>
@@ -2305,8 +2221,8 @@
       </w:r>
       <w:r>
         <w:rPr>
-          <w:iCs/>
-          <w:i/>
+          <w:i/>
+          <w:iCs/>
         </w:rPr>
         <w:t xml:space="preserve">10</w:t>
       </w:r>
@@ -2393,8 +2309,8 @@
       </w:r>
       <w:r>
         <w:rPr>
-          <w:iCs/>
-          <w:i/>
+          <w:i/>
+          <w:iCs/>
         </w:rPr>
         <w:t xml:space="preserve">Vaccine</w:t>
       </w:r>
@@ -2406,8 +2322,8 @@
       </w:r>
       <w:r>
         <w:rPr>
-          <w:iCs/>
-          <w:i/>
+          <w:i/>
+          <w:iCs/>
         </w:rPr>
         <w:t xml:space="preserve">28</w:t>
       </w:r>
@@ -2479,8 +2395,8 @@
       </w:r>
       <w:r>
         <w:rPr>
-          <w:iCs/>
-          <w:i/>
+          <w:i/>
+          <w:iCs/>
         </w:rPr>
         <w:t xml:space="preserve">New England Journal of Medicine</w:t>
       </w:r>
@@ -2492,8 +2408,8 @@
       </w:r>
       <w:r>
         <w:rPr>
-          <w:iCs/>
-          <w:i/>
+          <w:i/>
+          <w:iCs/>
         </w:rPr>
         <w:t xml:space="preserve">371</w:t>
       </w:r>
@@ -2538,8 +2454,8 @@
       </w:r>
       <w:r>
         <w:rPr>
-          <w:iCs/>
-          <w:i/>
+          <w:i/>
+          <w:iCs/>
         </w:rPr>
         <w:t xml:space="preserve">Aedes albopictus</w:t>
       </w:r>
@@ -2551,8 +2467,8 @@
       </w:r>
       <w:r>
         <w:rPr>
-          <w:iCs/>
-          <w:i/>
+          <w:i/>
+          <w:iCs/>
         </w:rPr>
         <w:t xml:space="preserve">PLOS ONE</w:t>
       </w:r>
@@ -2564,8 +2480,8 @@
       </w:r>
       <w:r>
         <w:rPr>
-          <w:iCs/>
-          <w:i/>
+          <w:i/>
+          <w:iCs/>
         </w:rPr>
         <w:t xml:space="preserve">11</w:t>
       </w:r>
@@ -2697,8 +2613,8 @@
       </w:r>
       <w:r>
         <w:rPr>
-          <w:iCs/>
-          <w:i/>
+          <w:i/>
+          <w:iCs/>
         </w:rPr>
         <w:t xml:space="preserve">Proceedings of the National Academy of Sciences</w:t>
       </w:r>
@@ -2710,8 +2626,8 @@
       </w:r>
       <w:r>
         <w:rPr>
-          <w:iCs/>
-          <w:i/>
+          <w:i/>
+          <w:iCs/>
         </w:rPr>
         <w:t xml:space="preserve">70</w:t>
       </w:r>
@@ -2744,8 +2660,8 @@
       </w:r>
       <w:r>
         <w:rPr>
-          <w:iCs/>
-          <w:i/>
+          <w:i/>
+          <w:iCs/>
         </w:rPr>
         <w:t xml:space="preserve">Proceedings of the National Academy of Sciences</w:t>
       </w:r>
@@ -2757,8 +2673,8 @@
       </w:r>
       <w:r>
         <w:rPr>
-          <w:iCs/>
-          <w:i/>
+          <w:i/>
+          <w:iCs/>
         </w:rPr>
         <w:t xml:space="preserve">101</w:t>
       </w:r>
@@ -2803,8 +2719,8 @@
       </w:r>
       <w:r>
         <w:rPr>
-          <w:iCs/>
-          <w:i/>
+          <w:i/>
+          <w:iCs/>
         </w:rPr>
         <w:t xml:space="preserve">Proceedings of the National Academy of Sciences of the United States of America</w:t>
       </w:r>
@@ -2816,8 +2732,8 @@
       </w:r>
       <w:r>
         <w:rPr>
-          <w:iCs/>
-          <w:i/>
+          <w:i/>
+          <w:iCs/>
         </w:rPr>
         <w:t xml:space="preserve">98</w:t>
       </w:r>
@@ -2850,8 +2766,8 @@
       </w:r>
       <w:r>
         <w:rPr>
-          <w:iCs/>
-          <w:i/>
+          <w:i/>
+          <w:iCs/>
         </w:rPr>
         <w:t xml:space="preserve">Journal of Virology</w:t>
       </w:r>
@@ -2863,8 +2779,8 @@
       </w:r>
       <w:r>
         <w:rPr>
-          <w:iCs/>
-          <w:i/>
+          <w:i/>
+          <w:iCs/>
         </w:rPr>
         <w:t xml:space="preserve">71</w:t>
       </w:r>
@@ -2897,8 +2813,8 @@
       </w:r>
       <w:r>
         <w:rPr>
-          <w:iCs/>
-          <w:i/>
+          <w:i/>
+          <w:iCs/>
         </w:rPr>
         <w:t xml:space="preserve">Proceedings of the National Academy of Sciences</w:t>
       </w:r>
@@ -2910,8 +2826,8 @@
       </w:r>
       <w:r>
         <w:rPr>
-          <w:iCs/>
-          <w:i/>
+          <w:i/>
+          <w:iCs/>
         </w:rPr>
         <w:t xml:space="preserve">94</w:t>
       </w:r>
@@ -2956,8 +2872,8 @@
       </w:r>
       <w:r>
         <w:rPr>
-          <w:iCs/>
-          <w:i/>
+          <w:i/>
+          <w:iCs/>
         </w:rPr>
         <w:t xml:space="preserve">Journal of Responsible Innovation</w:t>
       </w:r>
@@ -2969,8 +2885,8 @@
       </w:r>
       <w:r>
         <w:rPr>
-          <w:iCs/>
-          <w:i/>
+          <w:i/>
+          <w:iCs/>
         </w:rPr>
         <w:t xml:space="preserve">5</w:t>
       </w:r>
@@ -3003,92 +2919,92 @@
       </w:r>
       <w:r>
         <w:rPr>
-          <w:iCs/>
-          <w:i/>
+          <w:i/>
+          <w:iCs/>
         </w:rPr>
         <w:t xml:space="preserve">Extensively</w:t>
       </w:r>
       <w:r>
         <w:rPr>
-          <w:iCs/>
-          <w:i/>
-        </w:rPr>
-        <w:t xml:space="preserve"> </w:t>
-      </w:r>
-      <w:r>
-        <w:rPr>
-          <w:iCs/>
-          <w:i/>
+          <w:i/>
+          <w:iCs/>
+        </w:rPr>
+        <w:t xml:space="preserve"> </w:t>
+      </w:r>
+      <w:r>
+        <w:rPr>
+          <w:i/>
+          <w:iCs/>
         </w:rPr>
         <w:t xml:space="preserve">Drug</w:t>
       </w:r>
       <w:r>
         <w:rPr>
-          <w:iCs/>
-          <w:i/>
+          <w:i/>
+          <w:iCs/>
         </w:rPr>
         <w:t xml:space="preserve">-</w:t>
       </w:r>
       <w:r>
         <w:rPr>
-          <w:iCs/>
-          <w:i/>
+          <w:i/>
+          <w:iCs/>
         </w:rPr>
         <w:t xml:space="preserve">Resistant</w:t>
       </w:r>
       <w:r>
         <w:rPr>
-          <w:iCs/>
-          <w:i/>
-        </w:rPr>
-        <w:t xml:space="preserve"> </w:t>
-      </w:r>
-      <w:r>
-        <w:rPr>
-          <w:iCs/>
-          <w:i/>
+          <w:i/>
+          <w:iCs/>
+        </w:rPr>
+        <w:t xml:space="preserve"> </w:t>
+      </w:r>
+      <w:r>
+        <w:rPr>
+          <w:i/>
+          <w:iCs/>
         </w:rPr>
         <w:t xml:space="preserve">Tuberculosis</w:t>
       </w:r>
       <w:r>
         <w:rPr>
-          <w:iCs/>
-          <w:i/>
-        </w:rPr>
-        <w:t xml:space="preserve"> </w:t>
-      </w:r>
-      <w:r>
-        <w:rPr>
-          <w:iCs/>
-          <w:i/>
+          <w:i/>
+          <w:iCs/>
+        </w:rPr>
+        <w:t xml:space="preserve"> </w:t>
+      </w:r>
+      <w:r>
+        <w:rPr>
+          <w:i/>
+          <w:iCs/>
         </w:rPr>
         <w:t xml:space="preserve">(</w:t>
       </w:r>
       <w:r>
         <w:rPr>
-          <w:iCs/>
-          <w:i/>
+          <w:i/>
+          <w:iCs/>
         </w:rPr>
         <w:t xml:space="preserve">XDR</w:t>
       </w:r>
       <w:r>
         <w:rPr>
-          <w:iCs/>
-          <w:i/>
-        </w:rPr>
-        <w:t xml:space="preserve"> </w:t>
-      </w:r>
-      <w:r>
-        <w:rPr>
-          <w:iCs/>
-          <w:i/>
+          <w:i/>
+          <w:iCs/>
+        </w:rPr>
+        <w:t xml:space="preserve"> </w:t>
+      </w:r>
+      <w:r>
+        <w:rPr>
+          <w:i/>
+          <w:iCs/>
         </w:rPr>
         <w:t xml:space="preserve">TB</w:t>
       </w:r>
       <w:r>
         <w:rPr>
-          <w:iCs/>
-          <w:i/>
+          <w:i/>
+          <w:iCs/>
         </w:rPr>
         <w:t xml:space="preserve">)</w:t>
       </w:r>
@@ -3121,8 +3037,8 @@
       </w:r>
       <w:r>
         <w:rPr>
-          <w:iCs/>
-          <w:i/>
+          <w:i/>
+          <w:iCs/>
         </w:rPr>
         <w:t xml:space="preserve">Human Vaccines &amp; Immunotherapeutics</w:t>
       </w:r>
@@ -3144,8 +3060,8 @@
       </w:r>
       <w:r>
         <w:rPr>
-          <w:iCs/>
-          <w:i/>
+          <w:i/>
+          <w:iCs/>
         </w:rPr>
         <w:t xml:space="preserve">Nature</w:t>
       </w:r>
@@ -3157,8 +3073,8 @@
       </w:r>
       <w:r>
         <w:rPr>
-          <w:iCs/>
-          <w:i/>
+          <w:i/>
+          <w:iCs/>
         </w:rPr>
         <w:t xml:space="preserve">477</w:t>
       </w:r>
@@ -3191,8 +3107,8 @@
       </w:r>
       <w:r>
         <w:rPr>
-          <w:iCs/>
-          <w:i/>
+          <w:i/>
+          <w:iCs/>
         </w:rPr>
         <w:t xml:space="preserve">Current Opinion in Insect Science</w:t>
       </w:r>
@@ -3204,8 +3120,8 @@
       </w:r>
       <w:r>
         <w:rPr>
-          <w:iCs/>
-          <w:i/>
+          <w:i/>
+          <w:iCs/>
         </w:rPr>
         <w:t xml:space="preserve">3</w:t>
       </w:r>
@@ -3238,8 +3154,8 @@
       </w:r>
       <w:r>
         <w:rPr>
-          <w:iCs/>
-          <w:i/>
+          <w:i/>
+          <w:iCs/>
         </w:rPr>
         <w:t xml:space="preserve">Communications Biology</w:t>
       </w:r>
@@ -3251,8 +3167,8 @@
       </w:r>
       <w:r>
         <w:rPr>
-          <w:iCs/>
-          <w:i/>
+          <w:i/>
+          <w:iCs/>
         </w:rPr>
         <w:t xml:space="preserve">4</w:t>
       </w:r>
@@ -3315,8 +3231,8 @@
       </w:r>
       <w:r>
         <w:rPr>
-          <w:iCs/>
-          <w:i/>
+          <w:i/>
+          <w:iCs/>
         </w:rPr>
         <w:t xml:space="preserve">StatPearls</w:t>
       </w:r>
@@ -3379,8 +3295,8 @@
       </w:r>
       <w:r>
         <w:rPr>
-          <w:iCs/>
-          <w:i/>
+          <w:i/>
+          <w:iCs/>
         </w:rPr>
         <w:t xml:space="preserve">Imperial College London</w:t>
       </w:r>
@@ -3428,8 +3344,8 @@
       </w:r>
       <w:r>
         <w:rPr>
-          <w:iCs/>
-          <w:i/>
+          <w:i/>
+          <w:iCs/>
         </w:rPr>
         <w:t xml:space="preserve">The New Yorker</w:t>
       </w:r>
@@ -3486,8 +3402,8 @@
       </w:r>
       <w:r>
         <w:rPr>
-          <w:iCs/>
-          <w:i/>
+          <w:i/>
+          <w:iCs/>
         </w:rPr>
         <w:t xml:space="preserve">The Lancet Infectious Diseases</w:t>
       </w:r>
@@ -3499,8 +3415,8 @@
       </w:r>
       <w:r>
         <w:rPr>
-          <w:iCs/>
-          <w:i/>
+          <w:i/>
+          <w:iCs/>
         </w:rPr>
         <w:t xml:space="preserve">17</w:t>
       </w:r>
@@ -3581,8 +3497,8 @@
       </w:r>
       <w:r>
         <w:rPr>
-          <w:iCs/>
-          <w:i/>
+          <w:i/>
+          <w:iCs/>
         </w:rPr>
         <w:t xml:space="preserve">McGill University Office for Science and Society</w:t>
       </w:r>
@@ -3660,176 +3576,176 @@
       </w:r>
       <w:r>
         <w:rPr>
-          <w:iCs/>
-          <w:i/>
+          <w:i/>
+          <w:iCs/>
         </w:rPr>
         <w:t xml:space="preserve">How to</w:t>
       </w:r>
       <w:r>
         <w:rPr>
-          <w:iCs/>
-          <w:i/>
-        </w:rPr>
-        <w:t xml:space="preserve"> </w:t>
-      </w:r>
-      <w:r>
-        <w:rPr>
-          <w:iCs/>
-          <w:i/>
+          <w:i/>
+          <w:iCs/>
+        </w:rPr>
+        <w:t xml:space="preserve"> </w:t>
+      </w:r>
+      <w:r>
+        <w:rPr>
+          <w:i/>
+          <w:iCs/>
         </w:rPr>
         <w:t xml:space="preserve">Overcome</w:t>
       </w:r>
       <w:r>
         <w:rPr>
-          <w:iCs/>
-          <w:i/>
-        </w:rPr>
-        <w:t xml:space="preserve"> </w:t>
-      </w:r>
-      <w:r>
-        <w:rPr>
-          <w:iCs/>
-          <w:i/>
+          <w:i/>
+          <w:iCs/>
+        </w:rPr>
+        <w:t xml:space="preserve"> </w:t>
+      </w:r>
+      <w:r>
+        <w:rPr>
+          <w:i/>
+          <w:iCs/>
         </w:rPr>
         <w:t xml:space="preserve">the</w:t>
       </w:r>
       <w:r>
         <w:rPr>
-          <w:iCs/>
-          <w:i/>
-        </w:rPr>
-        <w:t xml:space="preserve"> </w:t>
-      </w:r>
-      <w:r>
-        <w:rPr>
-          <w:iCs/>
-          <w:i/>
+          <w:i/>
+          <w:iCs/>
+        </w:rPr>
+        <w:t xml:space="preserve"> </w:t>
+      </w:r>
+      <w:r>
+        <w:rPr>
+          <w:i/>
+          <w:iCs/>
         </w:rPr>
         <w:t xml:space="preserve">Antibiotic</w:t>
       </w:r>
       <w:r>
         <w:rPr>
-          <w:iCs/>
-          <w:i/>
-        </w:rPr>
-        <w:t xml:space="preserve"> </w:t>
-      </w:r>
-      <w:r>
-        <w:rPr>
-          <w:iCs/>
-          <w:i/>
+          <w:i/>
+          <w:iCs/>
+        </w:rPr>
+        <w:t xml:space="preserve"> </w:t>
+      </w:r>
+      <w:r>
+        <w:rPr>
+          <w:i/>
+          <w:iCs/>
         </w:rPr>
         <w:t xml:space="preserve">Crisis</w:t>
       </w:r>
       <w:r>
         <w:rPr>
-          <w:iCs/>
-          <w:i/>
-        </w:rPr>
-        <w:t xml:space="preserve"> </w:t>
-      </w:r>
-      <w:r>
-        <w:rPr>
-          <w:iCs/>
-          <w:i/>
+          <w:i/>
+          <w:iCs/>
+        </w:rPr>
+        <w:t xml:space="preserve"> </w:t>
+      </w:r>
+      <w:r>
+        <w:rPr>
+          <w:i/>
+          <w:iCs/>
         </w:rPr>
         <w:t xml:space="preserve">:</w:t>
       </w:r>
       <w:r>
         <w:rPr>
-          <w:iCs/>
-          <w:i/>
-        </w:rPr>
-        <w:t xml:space="preserve"> </w:t>
-      </w:r>
-      <w:r>
-        <w:rPr>
-          <w:iCs/>
-          <w:i/>
+          <w:i/>
+          <w:iCs/>
+        </w:rPr>
+        <w:t xml:space="preserve"> </w:t>
+      </w:r>
+      <w:r>
+        <w:rPr>
+          <w:i/>
+          <w:iCs/>
         </w:rPr>
         <w:t xml:space="preserve">Facts</w:t>
       </w:r>
       <w:r>
         <w:rPr>
-          <w:iCs/>
-          <w:i/>
+          <w:i/>
+          <w:iCs/>
         </w:rPr>
         <w:t xml:space="preserve">,</w:t>
       </w:r>
       <w:r>
         <w:rPr>
-          <w:iCs/>
-          <w:i/>
-        </w:rPr>
-        <w:t xml:space="preserve"> </w:t>
-      </w:r>
-      <w:r>
-        <w:rPr>
-          <w:iCs/>
-          <w:i/>
+          <w:i/>
+          <w:iCs/>
+        </w:rPr>
+        <w:t xml:space="preserve"> </w:t>
+      </w:r>
+      <w:r>
+        <w:rPr>
+          <w:i/>
+          <w:iCs/>
         </w:rPr>
         <w:t xml:space="preserve">Challenges</w:t>
       </w:r>
       <w:r>
         <w:rPr>
-          <w:iCs/>
-          <w:i/>
+          <w:i/>
+          <w:iCs/>
         </w:rPr>
         <w:t xml:space="preserve">,</w:t>
       </w:r>
       <w:r>
         <w:rPr>
-          <w:iCs/>
-          <w:i/>
-        </w:rPr>
-        <w:t xml:space="preserve"> </w:t>
-      </w:r>
-      <w:r>
-        <w:rPr>
-          <w:iCs/>
-          <w:i/>
+          <w:i/>
+          <w:iCs/>
+        </w:rPr>
+        <w:t xml:space="preserve"> </w:t>
+      </w:r>
+      <w:r>
+        <w:rPr>
+          <w:i/>
+          <w:iCs/>
         </w:rPr>
         <w:t xml:space="preserve">Technologies</w:t>
       </w:r>
       <w:r>
         <w:rPr>
-          <w:iCs/>
-          <w:i/>
-        </w:rPr>
-        <w:t xml:space="preserve"> </w:t>
-      </w:r>
-      <w:r>
-        <w:rPr>
-          <w:iCs/>
-          <w:i/>
+          <w:i/>
+          <w:iCs/>
+        </w:rPr>
+        <w:t xml:space="preserve"> </w:t>
+      </w:r>
+      <w:r>
+        <w:rPr>
+          <w:i/>
+          <w:iCs/>
         </w:rPr>
         <w:t xml:space="preserve">and</w:t>
       </w:r>
       <w:r>
         <w:rPr>
-          <w:iCs/>
-          <w:i/>
-        </w:rPr>
-        <w:t xml:space="preserve"> </w:t>
-      </w:r>
-      <w:r>
-        <w:rPr>
-          <w:iCs/>
-          <w:i/>
+          <w:i/>
+          <w:iCs/>
+        </w:rPr>
+        <w:t xml:space="preserve"> </w:t>
+      </w:r>
+      <w:r>
+        <w:rPr>
+          <w:i/>
+          <w:iCs/>
         </w:rPr>
         <w:t xml:space="preserve">Future</w:t>
       </w:r>
       <w:r>
         <w:rPr>
-          <w:iCs/>
-          <w:i/>
-        </w:rPr>
-        <w:t xml:space="preserve"> </w:t>
-      </w:r>
-      <w:r>
-        <w:rPr>
-          <w:iCs/>
-          <w:i/>
+          <w:i/>
+          <w:iCs/>
+        </w:rPr>
+        <w:t xml:space="preserve"> </w:t>
+      </w:r>
+      <w:r>
+        <w:rPr>
+          <w:i/>
+          <w:iCs/>
         </w:rPr>
         <w:t xml:space="preserve">Perspectives</w:t>
       </w:r>
@@ -3865,8 +3781,8 @@
       </w:r>
       <w:r>
         <w:rPr>
-          <w:iCs/>
-          <w:i/>
+          <w:i/>
+          <w:iCs/>
         </w:rPr>
         <w:t xml:space="preserve">Evolutionary Applications</w:t>
       </w:r>
@@ -3878,8 +3794,8 @@
       </w:r>
       <w:r>
         <w:rPr>
-          <w:iCs/>
-          <w:i/>
+          <w:i/>
+          <w:iCs/>
         </w:rPr>
         <w:t xml:space="preserve">2</w:t>
       </w:r>
@@ -3912,8 +3828,8 @@
       </w:r>
       <w:r>
         <w:rPr>
-          <w:iCs/>
-          <w:i/>
+          <w:i/>
+          <w:iCs/>
         </w:rPr>
         <w:t xml:space="preserve">Genetics</w:t>
       </w:r>
@@ -3925,8 +3841,8 @@
       </w:r>
       <w:r>
         <w:rPr>
-          <w:iCs/>
-          <w:i/>
+          <w:i/>
+          <w:iCs/>
         </w:rPr>
         <w:t xml:space="preserve">154</w:t>
       </w:r>
@@ -3996,8 +3912,8 @@
       </w:r>
       <w:r>
         <w:rPr>
-          <w:iCs/>
-          <w:i/>
+          <w:i/>
+          <w:iCs/>
         </w:rPr>
         <w:t xml:space="preserve">Emerging Infectious Diseases</w:t>
       </w:r>
@@ -4009,8 +3925,8 @@
       </w:r>
       <w:r>
         <w:rPr>
-          <w:iCs/>
-          <w:i/>
+          <w:i/>
+          <w:iCs/>
         </w:rPr>
         <w:t xml:space="preserve">8</w:t>
       </w:r>
@@ -4055,8 +3971,8 @@
       </w:r>
       <w:r>
         <w:rPr>
-          <w:iCs/>
-          <w:i/>
+          <w:i/>
+          <w:iCs/>
         </w:rPr>
         <w:t xml:space="preserve">Proceedings of the National Academy of Sciences of the United States of America</w:t>
       </w:r>
@@ -4068,8 +3984,8 @@
       </w:r>
       <w:r>
         <w:rPr>
-          <w:iCs/>
-          <w:i/>
+          <w:i/>
+          <w:iCs/>
         </w:rPr>
         <w:t xml:space="preserve">99</w:t>
       </w:r>
@@ -4102,8 +4018,8 @@
       </w:r>
       <w:r>
         <w:rPr>
-          <w:iCs/>
-          <w:i/>
+          <w:i/>
+          <w:iCs/>
         </w:rPr>
         <w:t xml:space="preserve">BMJ</w:t>
       </w:r>
@@ -4115,8 +4031,8 @@
       </w:r>
       <w:r>
         <w:rPr>
-          <w:iCs/>
-          <w:i/>
+          <w:i/>
+          <w:iCs/>
         </w:rPr>
         <w:t xml:space="preserve">358</w:t>
       </w:r>
@@ -4149,8 +4065,8 @@
       </w:r>
       <w:r>
         <w:rPr>
-          <w:iCs/>
-          <w:i/>
+          <w:i/>
+          <w:iCs/>
         </w:rPr>
         <w:t xml:space="preserve">The Journal of Infectious Diseases</w:t>
       </w:r>
@@ -4162,8 +4078,8 @@
       </w:r>
       <w:r>
         <w:rPr>
-          <w:iCs/>
-          <w:i/>
+          <w:i/>
+          <w:iCs/>
         </w:rPr>
         <w:t xml:space="preserve">224</w:t>
       </w:r>
@@ -4185,8 +4101,8 @@
       </w:r>
       <w:r>
         <w:rPr>
-          <w:iCs/>
-          <w:i/>
+          <w:i/>
+          <w:iCs/>
         </w:rPr>
         <w:t xml:space="preserve">Nature Microbiology</w:t>
       </w:r>
@@ -4198,8 +4114,8 @@
       </w:r>
       <w:r>
         <w:rPr>
-          <w:iCs/>
-          <w:i/>
+          <w:i/>
+          <w:iCs/>
         </w:rPr>
         <w:t xml:space="preserve">2</w:t>
       </w:r>
@@ -4244,8 +4160,8 @@
       </w:r>
       <w:r>
         <w:rPr>
-          <w:iCs/>
-          <w:i/>
+          <w:i/>
+          <w:iCs/>
         </w:rPr>
         <w:t xml:space="preserve">Aedes aegypti</w:t>
       </w:r>
@@ -4257,8 +4173,8 @@
       </w:r>
       <w:r>
         <w:rPr>
-          <w:iCs/>
-          <w:i/>
+          <w:i/>
+          <w:iCs/>
         </w:rPr>
         <w:t xml:space="preserve">Science</w:t>
       </w:r>
@@ -4270,8 +4186,8 @@
       </w:r>
       <w:r>
         <w:rPr>
-          <w:iCs/>
-          <w:i/>
+          <w:i/>
+          <w:iCs/>
         </w:rPr>
         <w:t xml:space="preserve">323</w:t>
       </w:r>
@@ -4304,50 +4220,50 @@
       </w:r>
       <w:r>
         <w:rPr>
-          <w:iCs/>
-          <w:i/>
+          <w:i/>
+          <w:iCs/>
         </w:rPr>
         <w:t xml:space="preserve">The</w:t>
       </w:r>
       <w:r>
         <w:rPr>
-          <w:iCs/>
-          <w:i/>
-        </w:rPr>
-        <w:t xml:space="preserve"> </w:t>
-      </w:r>
-      <w:r>
-        <w:rPr>
-          <w:iCs/>
-          <w:i/>
+          <w:i/>
+          <w:iCs/>
+        </w:rPr>
+        <w:t xml:space="preserve"> </w:t>
+      </w:r>
+      <w:r>
+        <w:rPr>
+          <w:i/>
+          <w:iCs/>
         </w:rPr>
         <w:t xml:space="preserve">Uniqueness</w:t>
       </w:r>
       <w:r>
         <w:rPr>
-          <w:iCs/>
-          <w:i/>
-        </w:rPr>
-        <w:t xml:space="preserve"> </w:t>
-      </w:r>
-      <w:r>
-        <w:rPr>
-          <w:iCs/>
-          <w:i/>
+          <w:i/>
+          <w:iCs/>
+        </w:rPr>
+        <w:t xml:space="preserve"> </w:t>
+      </w:r>
+      <w:r>
+        <w:rPr>
+          <w:i/>
+          <w:iCs/>
         </w:rPr>
         <w:t xml:space="preserve">of the</w:t>
       </w:r>
       <w:r>
         <w:rPr>
-          <w:iCs/>
-          <w:i/>
-        </w:rPr>
-        <w:t xml:space="preserve"> </w:t>
-      </w:r>
-      <w:r>
-        <w:rPr>
-          <w:iCs/>
-          <w:i/>
+          <w:i/>
+          <w:iCs/>
+        </w:rPr>
+        <w:t xml:space="preserve"> </w:t>
+      </w:r>
+      <w:r>
+        <w:rPr>
+          <w:i/>
+          <w:iCs/>
         </w:rPr>
         <w:t xml:space="preserve">Individual</w:t>
       </w:r>
@@ -4401,8 +4317,8 @@
       </w:r>
       <w:r>
         <w:rPr>
-          <w:iCs/>
-          <w:i/>
+          <w:i/>
+          <w:iCs/>
         </w:rPr>
         <w:t xml:space="preserve">PLOS Global Public Health</w:t>
       </w:r>
@@ -4414,8 +4330,8 @@
       </w:r>
       <w:r>
         <w:rPr>
-          <w:iCs/>
-          <w:i/>
+          <w:i/>
+          <w:iCs/>
         </w:rPr>
         <w:t xml:space="preserve">2</w:t>
       </w:r>
@@ -4457,8 +4373,8 @@
       </w:r>
       <w:r>
         <w:rPr>
-          <w:iCs/>
-          <w:i/>
+          <w:i/>
+          <w:iCs/>
         </w:rPr>
         <w:t xml:space="preserve">The Lancet Infectious Diseases</w:t>
       </w:r>
@@ -4470,8 +4386,8 @@
       </w:r>
       <w:r>
         <w:rPr>
-          <w:iCs/>
-          <w:i/>
+          <w:i/>
+          <w:iCs/>
         </w:rPr>
         <w:t xml:space="preserve">21</w:t>
       </w:r>
@@ -4534,8 +4450,8 @@
       </w:r>
       <w:r>
         <w:rPr>
-          <w:iCs/>
-          <w:i/>
+          <w:i/>
+          <w:iCs/>
         </w:rPr>
         <w:t xml:space="preserve">Malaria Journal</w:t>
       </w:r>
@@ -4547,8 +4463,8 @@
       </w:r>
       <w:r>
         <w:rPr>
-          <w:iCs/>
-          <w:i/>
+          <w:i/>
+          <w:iCs/>
         </w:rPr>
         <w:t xml:space="preserve">13</w:t>
       </w:r>
@@ -4581,8 +4497,8 @@
       </w:r>
       <w:r>
         <w:rPr>
-          <w:iCs/>
-          <w:i/>
+          <w:i/>
+          <w:iCs/>
         </w:rPr>
         <w:t xml:space="preserve">Proceedings of the National Academy of Sciences of the United States of America</w:t>
       </w:r>
@@ -4594,8 +4510,8 @@
       </w:r>
       <w:r>
         <w:rPr>
-          <w:iCs/>
-          <w:i/>
+          <w:i/>
+          <w:iCs/>
         </w:rPr>
         <w:t xml:space="preserve">99</w:t>
       </w:r>
@@ -4628,246 +4544,246 @@
       </w:r>
       <w:r>
         <w:rPr>
-          <w:iCs/>
-          <w:i/>
+          <w:i/>
+          <w:iCs/>
         </w:rPr>
         <w:t xml:space="preserve">2019</w:t>
       </w:r>
       <w:r>
         <w:rPr>
-          <w:iCs/>
-          <w:i/>
-        </w:rPr>
-        <w:t xml:space="preserve"> </w:t>
-      </w:r>
-      <w:r>
-        <w:rPr>
-          <w:iCs/>
-          <w:i/>
+          <w:i/>
+          <w:iCs/>
+        </w:rPr>
+        <w:t xml:space="preserve"> </w:t>
+      </w:r>
+      <w:r>
+        <w:rPr>
+          <w:i/>
+          <w:iCs/>
         </w:rPr>
         <w:t xml:space="preserve">ART</w:t>
       </w:r>
       <w:r>
         <w:rPr>
-          <w:iCs/>
-          <w:i/>
-        </w:rPr>
-        <w:t xml:space="preserve"> </w:t>
-      </w:r>
-      <w:r>
-        <w:rPr>
-          <w:iCs/>
-          <w:i/>
+          <w:i/>
+          <w:iCs/>
+        </w:rPr>
+        <w:t xml:space="preserve"> </w:t>
+      </w:r>
+      <w:r>
+        <w:rPr>
+          <w:i/>
+          <w:iCs/>
         </w:rPr>
         <w:t xml:space="preserve">Clinical</w:t>
       </w:r>
       <w:r>
         <w:rPr>
-          <w:iCs/>
-          <w:i/>
-        </w:rPr>
-        <w:t xml:space="preserve"> </w:t>
-      </w:r>
-      <w:r>
-        <w:rPr>
-          <w:iCs/>
-          <w:i/>
+          <w:i/>
+          <w:iCs/>
+        </w:rPr>
+        <w:t xml:space="preserve"> </w:t>
+      </w:r>
+      <w:r>
+        <w:rPr>
+          <w:i/>
+          <w:iCs/>
         </w:rPr>
         <w:t xml:space="preserve">Guidelines</w:t>
       </w:r>
       <w:r>
         <w:rPr>
-          <w:iCs/>
-          <w:i/>
-        </w:rPr>
-        <w:t xml:space="preserve"> </w:t>
-      </w:r>
-      <w:r>
-        <w:rPr>
-          <w:iCs/>
-          <w:i/>
+          <w:i/>
+          <w:iCs/>
+        </w:rPr>
+        <w:t xml:space="preserve"> </w:t>
+      </w:r>
+      <w:r>
+        <w:rPr>
+          <w:i/>
+          <w:iCs/>
         </w:rPr>
         <w:t xml:space="preserve">for the</w:t>
       </w:r>
       <w:r>
         <w:rPr>
-          <w:iCs/>
-          <w:i/>
-        </w:rPr>
-        <w:t xml:space="preserve"> </w:t>
-      </w:r>
-      <w:r>
-        <w:rPr>
-          <w:iCs/>
-          <w:i/>
+          <w:i/>
+          <w:iCs/>
+        </w:rPr>
+        <w:t xml:space="preserve"> </w:t>
+      </w:r>
+      <w:r>
+        <w:rPr>
+          <w:i/>
+          <w:iCs/>
         </w:rPr>
         <w:t xml:space="preserve">Management</w:t>
       </w:r>
       <w:r>
         <w:rPr>
-          <w:iCs/>
-          <w:i/>
-        </w:rPr>
-        <w:t xml:space="preserve"> </w:t>
-      </w:r>
-      <w:r>
-        <w:rPr>
-          <w:iCs/>
-          <w:i/>
+          <w:i/>
+          <w:iCs/>
+        </w:rPr>
+        <w:t xml:space="preserve"> </w:t>
+      </w:r>
+      <w:r>
+        <w:rPr>
+          <w:i/>
+          <w:iCs/>
         </w:rPr>
         <w:t xml:space="preserve">of</w:t>
       </w:r>
       <w:r>
         <w:rPr>
-          <w:iCs/>
-          <w:i/>
-        </w:rPr>
-        <w:t xml:space="preserve"> </w:t>
-      </w:r>
-      <w:r>
-        <w:rPr>
-          <w:iCs/>
-          <w:i/>
+          <w:i/>
+          <w:iCs/>
+        </w:rPr>
+        <w:t xml:space="preserve"> </w:t>
+      </w:r>
+      <w:r>
+        <w:rPr>
+          <w:i/>
+          <w:iCs/>
         </w:rPr>
         <w:t xml:space="preserve">HIV</w:t>
       </w:r>
       <w:r>
         <w:rPr>
-          <w:iCs/>
-          <w:i/>
-        </w:rPr>
-        <w:t xml:space="preserve"> </w:t>
-      </w:r>
-      <w:r>
-        <w:rPr>
-          <w:iCs/>
-          <w:i/>
+          <w:i/>
+          <w:iCs/>
+        </w:rPr>
+        <w:t xml:space="preserve"> </w:t>
+      </w:r>
+      <w:r>
+        <w:rPr>
+          <w:i/>
+          <w:iCs/>
         </w:rPr>
         <w:t xml:space="preserve">in</w:t>
       </w:r>
       <w:r>
         <w:rPr>
-          <w:iCs/>
-          <w:i/>
-        </w:rPr>
-        <w:t xml:space="preserve"> </w:t>
-      </w:r>
-      <w:r>
-        <w:rPr>
-          <w:iCs/>
-          <w:i/>
+          <w:i/>
+          <w:iCs/>
+        </w:rPr>
+        <w:t xml:space="preserve"> </w:t>
+      </w:r>
+      <w:r>
+        <w:rPr>
+          <w:i/>
+          <w:iCs/>
         </w:rPr>
         <w:t xml:space="preserve">Adults</w:t>
       </w:r>
       <w:r>
         <w:rPr>
-          <w:iCs/>
-          <w:i/>
+          <w:i/>
+          <w:iCs/>
         </w:rPr>
         <w:t xml:space="preserve">,</w:t>
       </w:r>
       <w:r>
         <w:rPr>
-          <w:iCs/>
-          <w:i/>
-        </w:rPr>
-        <w:t xml:space="preserve"> </w:t>
-      </w:r>
-      <w:r>
-        <w:rPr>
-          <w:iCs/>
-          <w:i/>
+          <w:i/>
+          <w:iCs/>
+        </w:rPr>
+        <w:t xml:space="preserve"> </w:t>
+      </w:r>
+      <w:r>
+        <w:rPr>
+          <w:i/>
+          <w:iCs/>
         </w:rPr>
         <w:t xml:space="preserve">Pregnancy</w:t>
       </w:r>
       <w:r>
         <w:rPr>
-          <w:iCs/>
-          <w:i/>
+          <w:i/>
+          <w:iCs/>
         </w:rPr>
         <w:t xml:space="preserve">,</w:t>
       </w:r>
       <w:r>
         <w:rPr>
-          <w:iCs/>
-          <w:i/>
-        </w:rPr>
-        <w:t xml:space="preserve"> </w:t>
-      </w:r>
-      <w:r>
-        <w:rPr>
-          <w:iCs/>
-          <w:i/>
+          <w:i/>
+          <w:iCs/>
+        </w:rPr>
+        <w:t xml:space="preserve"> </w:t>
+      </w:r>
+      <w:r>
+        <w:rPr>
+          <w:i/>
+          <w:iCs/>
         </w:rPr>
         <w:t xml:space="preserve">Adolescents</w:t>
       </w:r>
       <w:r>
         <w:rPr>
-          <w:iCs/>
-          <w:i/>
+          <w:i/>
+          <w:iCs/>
         </w:rPr>
         <w:t xml:space="preserve">,</w:t>
       </w:r>
       <w:r>
         <w:rPr>
-          <w:iCs/>
-          <w:i/>
-        </w:rPr>
-        <w:t xml:space="preserve"> </w:t>
-      </w:r>
-      <w:r>
-        <w:rPr>
-          <w:iCs/>
-          <w:i/>
+          <w:i/>
+          <w:iCs/>
+        </w:rPr>
+        <w:t xml:space="preserve"> </w:t>
+      </w:r>
+      <w:r>
+        <w:rPr>
+          <w:i/>
+          <w:iCs/>
         </w:rPr>
         <w:t xml:space="preserve">Children</w:t>
       </w:r>
       <w:r>
         <w:rPr>
-          <w:iCs/>
-          <w:i/>
+          <w:i/>
+          <w:iCs/>
         </w:rPr>
         <w:t xml:space="preserve">,</w:t>
       </w:r>
       <w:r>
         <w:rPr>
-          <w:iCs/>
-          <w:i/>
-        </w:rPr>
-        <w:t xml:space="preserve"> </w:t>
-      </w:r>
-      <w:r>
-        <w:rPr>
-          <w:iCs/>
-          <w:i/>
+          <w:i/>
+          <w:iCs/>
+        </w:rPr>
+        <w:t xml:space="preserve"> </w:t>
+      </w:r>
+      <w:r>
+        <w:rPr>
+          <w:i/>
+          <w:iCs/>
         </w:rPr>
         <w:t xml:space="preserve">Infants</w:t>
       </w:r>
       <w:r>
         <w:rPr>
-          <w:iCs/>
-          <w:i/>
-        </w:rPr>
-        <w:t xml:space="preserve"> </w:t>
-      </w:r>
-      <w:r>
-        <w:rPr>
-          <w:iCs/>
-          <w:i/>
+          <w:i/>
+          <w:iCs/>
+        </w:rPr>
+        <w:t xml:space="preserve"> </w:t>
+      </w:r>
+      <w:r>
+        <w:rPr>
+          <w:i/>
+          <w:iCs/>
         </w:rPr>
         <w:t xml:space="preserve">and</w:t>
       </w:r>
       <w:r>
         <w:rPr>
-          <w:iCs/>
-          <w:i/>
-        </w:rPr>
-        <w:t xml:space="preserve"> </w:t>
-      </w:r>
-      <w:r>
-        <w:rPr>
-          <w:iCs/>
-          <w:i/>
+          <w:i/>
+          <w:iCs/>
+        </w:rPr>
+        <w:t xml:space="preserve"> </w:t>
+      </w:r>
+      <w:r>
+        <w:rPr>
+          <w:i/>
+          <w:iCs/>
         </w:rPr>
         <w:t xml:space="preserve">Neonates</w:t>
       </w:r>
@@ -4912,8 +4828,8 @@
       </w:r>
       <w:r>
         <w:rPr>
-          <w:iCs/>
-          <w:i/>
+          <w:i/>
+          <w:iCs/>
         </w:rPr>
         <w:t xml:space="preserve">Bordetella pertussis</w:t>
       </w:r>
@@ -4955,8 +4871,8 @@
       </w:r>
       <w:r>
         <w:rPr>
-          <w:iCs/>
-          <w:i/>
+          <w:i/>
+          <w:iCs/>
         </w:rPr>
         <w:t xml:space="preserve">PLOS ONE</w:t>
       </w:r>
@@ -4968,8 +4884,8 @@
       </w:r>
       <w:r>
         <w:rPr>
-          <w:iCs/>
-          <w:i/>
+          <w:i/>
+          <w:iCs/>
         </w:rPr>
         <w:t xml:space="preserve">7</w:t>
       </w:r>
@@ -5023,8 +4939,8 @@
       </w:r>
       <w:r>
         <w:rPr>
-          <w:iCs/>
-          <w:i/>
+          <w:i/>
+          <w:iCs/>
         </w:rPr>
         <w:t xml:space="preserve">Viruses</w:t>
       </w:r>
@@ -5036,8 +4952,8 @@
       </w:r>
       <w:r>
         <w:rPr>
-          <w:iCs/>
-          <w:i/>
+          <w:i/>
+          <w:iCs/>
         </w:rPr>
         <w:t xml:space="preserve">14</w:t>
       </w:r>
@@ -5070,8 +4986,8 @@
       </w:r>
       <w:r>
         <w:rPr>
-          <w:iCs/>
-          <w:i/>
+          <w:i/>
+          <w:iCs/>
         </w:rPr>
         <w:t xml:space="preserve">Gene transfer among viruses substantially contributes to gene gain of giant viruses</w:t>
       </w:r>
@@ -5116,7 +5032,7 @@
         <w:pStyle w:val="FirstParagraph"/>
       </w:pPr>
       <w:r>
-        <w:t xml:space="preserve">Last updated: 2023-11-26 16:37:09.072017</w:t>
+        <w:t xml:space="preserve">Last updated: 2025-08-06 19:25:44.716368</w:t>
       </w:r>
     </w:p>
     <w:bookmarkEnd w:id="118"/>
@@ -5152,14 +5068,14 @@
 <file path=word/numbering.xml><?xml version="1.0" encoding="utf-8"?>
 <w:numbering xmlns:w="http://schemas.openxmlformats.org/wordprocessingml/2006/main">
   <w:abstractNum w:abstractNumId="990">
-    <w:nsid w:val="A990"/>
+    <w:nsid w:val="0000A990"/>
     <w:multiLevelType w:val="multilevel"/>
     <w:lvl w:ilvl="0">
       <w:numFmt w:val="bullet"/>
       <w:lvlText w:val=" "/>
       <w:lvlJc w:val="left"/>
       <w:pPr>
-        <w:ind w:left="720" w:hanging="480"/>
+        <w:ind w:left="720" w:hanging="360"/>
       </w:pPr>
     </w:lvl>
     <w:lvl w:ilvl="1">
@@ -5167,7 +5083,7 @@
       <w:lvlText w:val=" "/>
       <w:lvlJc w:val="left"/>
       <w:pPr>
-        <w:ind w:left="1440" w:hanging="480"/>
+        <w:ind w:left="1440" w:hanging="360"/>
       </w:pPr>
     </w:lvl>
     <w:lvl w:ilvl="2">
@@ -5175,7 +5091,7 @@
       <w:lvlText w:val=" "/>
       <w:lvlJc w:val="left"/>
       <w:pPr>
-        <w:ind w:left="2160" w:hanging="480"/>
+        <w:ind w:left="2160" w:hanging="360"/>
       </w:pPr>
     </w:lvl>
     <w:lvl w:ilvl="3">
@@ -5183,7 +5099,7 @@
       <w:lvlText w:val=" "/>
       <w:lvlJc w:val="left"/>
       <w:pPr>
-        <w:ind w:left="2880" w:hanging="480"/>
+        <w:ind w:left="2880" w:hanging="360"/>
       </w:pPr>
     </w:lvl>
     <w:lvl w:ilvl="4">
@@ -5191,7 +5107,7 @@
       <w:lvlText w:val=" "/>
       <w:lvlJc w:val="left"/>
       <w:pPr>
-        <w:ind w:left="3600" w:hanging="480"/>
+        <w:ind w:left="3600" w:hanging="360"/>
       </w:pPr>
     </w:lvl>
     <w:lvl w:ilvl="5">
@@ -5199,7 +5115,7 @@
       <w:lvlText w:val=" "/>
       <w:lvlJc w:val="left"/>
       <w:pPr>
-        <w:ind w:left="4320" w:hanging="480"/>
+        <w:ind w:left="4320" w:hanging="360"/>
       </w:pPr>
     </w:lvl>
     <w:lvl w:ilvl="6">
@@ -5207,7 +5123,7 @@
       <w:lvlText w:val=" "/>
       <w:lvlJc w:val="left"/>
       <w:pPr>
-        <w:ind w:left="5040" w:hanging="480"/>
+        <w:ind w:left="5040" w:hanging="360"/>
       </w:pPr>
     </w:lvl>
     <w:lvl w:ilvl="7">
@@ -5215,7 +5131,7 @@
       <w:lvlText w:val=" "/>
       <w:lvlJc w:val="left"/>
       <w:pPr>
-        <w:ind w:left="5760" w:hanging="480"/>
+        <w:ind w:left="5760" w:hanging="360"/>
       </w:pPr>
     </w:lvl>
     <w:lvl w:ilvl="8">
@@ -5223,88 +5139,115 @@
       <w:lvlText w:val=" "/>
       <w:lvlJc w:val="left"/>
       <w:pPr>
-        <w:ind w:left="6480" w:hanging="480"/>
+        <w:ind w:left="6480" w:hanging="360"/>
       </w:pPr>
     </w:lvl>
   </w:abstractNum>
   <w:abstractNum w:abstractNumId="991">
-    <w:nsid w:val="A991"/>
+    <w:nsid w:val="0000A991"/>
     <w:multiLevelType w:val="multilevel"/>
     <w:lvl w:ilvl="0">
       <w:numFmt w:val="bullet"/>
-      <w:lvlText w:val="•"/>
+      <w:lvlText w:val=""/>
       <w:lvlJc w:val="left"/>
       <w:pPr>
-        <w:ind w:left="720" w:hanging="480"/>
-      </w:pPr>
+        <w:ind w:left="720" w:hanging="360"/>
+      </w:pPr>
+      <w:rPr>
+        <w:rFonts w:ascii="Symbol" w:hAnsi="Symbol" w:cs="Symbol" w:hint="default"/>
+      </w:rPr>
     </w:lvl>
     <w:lvl w:ilvl="1">
       <w:numFmt w:val="bullet"/>
-      <w:lvlText w:val="–"/>
+      <w:lvlText w:val="o"/>
       <w:lvlJc w:val="left"/>
       <w:pPr>
-        <w:ind w:left="1440" w:hanging="480"/>
-      </w:pPr>
+        <w:ind w:left="1440" w:hanging="360"/>
+      </w:pPr>
+      <w:rPr>
+        <w:rFonts w:ascii="Courier New" w:hAnsi="Courier New" w:cs="Courier New" w:hint="default"/>
+      </w:rPr>
     </w:lvl>
     <w:lvl w:ilvl="2">
       <w:numFmt w:val="bullet"/>
-      <w:lvlText w:val="•"/>
+      <w:lvlText w:val=""/>
       <w:lvlJc w:val="left"/>
       <w:pPr>
-        <w:ind w:left="2160" w:hanging="480"/>
-      </w:pPr>
+        <w:ind w:left="2160" w:hanging="360"/>
+      </w:pPr>
+      <w:rPr>
+        <w:rFonts w:ascii="Wingdings" w:hAnsi="Wingdings" w:cs="Wingdings" w:hint="default"/>
+      </w:rPr>
     </w:lvl>
     <w:lvl w:ilvl="3">
       <w:numFmt w:val="bullet"/>
-      <w:lvlText w:val="–"/>
+      <w:lvlText w:val=""/>
       <w:lvlJc w:val="left"/>
       <w:pPr>
-        <w:ind w:left="2880" w:hanging="480"/>
-      </w:pPr>
+        <w:ind w:left="2880" w:hanging="360"/>
+      </w:pPr>
+      <w:rPr>
+        <w:rFonts w:ascii="Symbol" w:hAnsi="Symbol" w:cs="Symbol" w:hint="default"/>
+      </w:rPr>
     </w:lvl>
     <w:lvl w:ilvl="4">
       <w:numFmt w:val="bullet"/>
-      <w:lvlText w:val="•"/>
+      <w:lvlText w:val="o"/>
       <w:lvlJc w:val="left"/>
       <w:pPr>
-        <w:ind w:left="3600" w:hanging="480"/>
-      </w:pPr>
+        <w:ind w:left="3600" w:hanging="360"/>
+      </w:pPr>
+      <w:rPr>
+        <w:rFonts w:ascii="Courier New" w:hAnsi="Courier New" w:cs="Courier New" w:hint="default"/>
+      </w:rPr>
     </w:lvl>
     <w:lvl w:ilvl="5">
       <w:numFmt w:val="bullet"/>
-      <w:lvlText w:val="–"/>
+      <w:lvlText w:val=""/>
       <w:lvlJc w:val="left"/>
       <w:pPr>
-        <w:ind w:left="4320" w:hanging="480"/>
-      </w:pPr>
+        <w:ind w:left="4320" w:hanging="360"/>
+      </w:pPr>
+      <w:rPr>
+        <w:rFonts w:ascii="Wingdings" w:hAnsi="Wingdings" w:cs="Wingdings" w:hint="default"/>
+      </w:rPr>
     </w:lvl>
     <w:lvl w:ilvl="6">
       <w:numFmt w:val="bullet"/>
-      <w:lvlText w:val="•"/>
+      <w:lvlText w:val=""/>
       <w:lvlJc w:val="left"/>
       <w:pPr>
-        <w:ind w:left="5040" w:hanging="480"/>
-      </w:pPr>
+        <w:ind w:left="5040" w:hanging="360"/>
+      </w:pPr>
+      <w:rPr>
+        <w:rFonts w:ascii="Symbol" w:hAnsi="Symbol" w:cs="Symbol" w:hint="default"/>
+      </w:rPr>
     </w:lvl>
     <w:lvl w:ilvl="7">
       <w:numFmt w:val="bullet"/>
-      <w:lvlText w:val="–"/>
+      <w:lvlText w:val="o"/>
       <w:lvlJc w:val="left"/>
       <w:pPr>
-        <w:ind w:left="5760" w:hanging="480"/>
-      </w:pPr>
+        <w:ind w:left="5760" w:hanging="360"/>
+      </w:pPr>
+      <w:rPr>
+        <w:rFonts w:ascii="Courier New" w:hAnsi="Courier New" w:cs="Courier New" w:hint="default"/>
+      </w:rPr>
     </w:lvl>
     <w:lvl w:ilvl="8">
       <w:numFmt w:val="bullet"/>
-      <w:lvlText w:val="•"/>
+      <w:lvlText w:val=""/>
       <w:lvlJc w:val="left"/>
       <w:pPr>
-        <w:ind w:left="6480" w:hanging="480"/>
-      </w:pPr>
+        <w:ind w:left="6480" w:hanging="360"/>
+      </w:pPr>
+      <w:rPr>
+        <w:rFonts w:ascii="Wingdings" w:hAnsi="Wingdings" w:cs="Wingdings" w:hint="default"/>
+      </w:rPr>
     </w:lvl>
   </w:abstractNum>
   <w:abstractNum w:abstractNumId="99711">
-    <w:nsid w:val="A99711"/>
+    <w:nsid w:val="00A99711"/>
     <w:multiLevelType w:val="multilevel"/>
     <w:lvl w:ilvl="0">
       <w:start w:val="1"/>
@@ -5312,7 +5255,7 @@
       <w:lvlText w:val="%1."/>
       <w:lvlJc w:val="left"/>
       <w:pPr>
-        <w:ind w:left="720" w:hanging="480"/>
+        <w:ind w:left="720" w:hanging="360"/>
       </w:pPr>
     </w:lvl>
     <w:lvl w:ilvl="1">
@@ -5321,7 +5264,7 @@
       <w:lvlText w:val="%2."/>
       <w:lvlJc w:val="left"/>
       <w:pPr>
-        <w:ind w:left="1440" w:hanging="480"/>
+        <w:ind w:left="1440" w:hanging="360"/>
       </w:pPr>
     </w:lvl>
     <w:lvl w:ilvl="2">
@@ -5330,7 +5273,7 @@
       <w:lvlText w:val="%3."/>
       <w:lvlJc w:val="left"/>
       <w:pPr>
-        <w:ind w:left="2160" w:hanging="480"/>
+        <w:ind w:left="2160" w:hanging="360"/>
       </w:pPr>
     </w:lvl>
     <w:lvl w:ilvl="3">
@@ -5339,7 +5282,7 @@
       <w:lvlText w:val="%4."/>
       <w:lvlJc w:val="left"/>
       <w:pPr>
-        <w:ind w:left="2880" w:hanging="480"/>
+        <w:ind w:left="2880" w:hanging="360"/>
       </w:pPr>
     </w:lvl>
     <w:lvl w:ilvl="4">
@@ -5348,7 +5291,7 @@
       <w:lvlText w:val="%5."/>
       <w:lvlJc w:val="left"/>
       <w:pPr>
-        <w:ind w:left="3600" w:hanging="480"/>
+        <w:ind w:left="3600" w:hanging="360"/>
       </w:pPr>
     </w:lvl>
     <w:lvl w:ilvl="5">
@@ -5357,7 +5300,7 @@
       <w:lvlText w:val="%6."/>
       <w:lvlJc w:val="left"/>
       <w:pPr>
-        <w:ind w:left="4320" w:hanging="480"/>
+        <w:ind w:left="4320" w:hanging="360"/>
       </w:pPr>
     </w:lvl>
     <w:lvl w:ilvl="6">
@@ -5366,7 +5309,7 @@
       <w:lvlText w:val="%7."/>
       <w:lvlJc w:val="left"/>
       <w:pPr>
-        <w:ind w:left="5040" w:hanging="480"/>
+        <w:ind w:left="5040" w:hanging="360"/>
       </w:pPr>
     </w:lvl>
     <w:lvl w:ilvl="7">
@@ -5375,7 +5318,7 @@
       <w:lvlText w:val="%8."/>
       <w:lvlJc w:val="left"/>
       <w:pPr>
-        <w:ind w:left="5760" w:hanging="480"/>
+        <w:ind w:left="5760" w:hanging="360"/>
       </w:pPr>
     </w:lvl>
     <w:lvl w:ilvl="8">
@@ -5384,7 +5327,7 @@
       <w:lvlText w:val="%9."/>
       <w:lvlJc w:val="left"/>
       <w:pPr>
-        <w:ind w:left="6480" w:hanging="480"/>
+        <w:ind w:left="6480" w:hanging="360"/>
       </w:pPr>
     </w:lvl>
   </w:abstractNum>
@@ -5540,10 +5483,10 @@
     <w:name w:val="Body Text"/>
     <w:basedOn w:val="Normal"/>
     <w:link w:val="BodyTextChar"/>
+    <w:qFormat/>
     <w:pPr>
       <w:spacing w:after="180" w:before="180"/>
     </w:pPr>
-    <w:qFormat/>
   </w:style>
   <w:style w:customStyle="1" w:styleId="FirstParagraph" w:type="paragraph">
     <w:name w:val="First Paragraph"/>
@@ -5563,36 +5506,69 @@
     <w:name w:val="Title"/>
     <w:basedOn w:val="Normal"/>
     <w:next w:val="BodyText"/>
+    <w:link w:val="TitleChar"/>
+    <w:uiPriority w:val="10"/>
     <w:qFormat/>
+    <w:rsid w:val="00A10FD9"/>
     <w:pPr>
-      <w:keepNext/>
-      <w:keepLines/>
-      <w:spacing w:after="240" w:before="480"/>
+      <w:spacing w:after="80" w:line="240" w:lineRule="auto"/>
+      <w:contextualSpacing/>
       <w:jc w:val="center"/>
     </w:pPr>
     <w:rPr>
       <w:rFonts w:asciiTheme="majorHAnsi" w:cstheme="majorBidi" w:eastAsiaTheme="majorEastAsia" w:hAnsiTheme="majorHAnsi"/>
-      <w:b/>
-      <w:bCs/>
-      <w:color w:themeColor="accent1" w:themeShade="B5" w:val="345A8A"/>
-      <w:sz w:val="36"/>
-      <w:szCs w:val="36"/>
+      <w:spacing w:val="-10"/>
+      <w:kern w:val="28"/>
+      <w:sz w:val="56"/>
+      <w:szCs w:val="56"/>
+    </w:rPr>
+  </w:style>
+  <w:style w:customStyle="1" w:styleId="TitleChar" w:type="character">
+    <w:name w:val="Title Char"/>
+    <w:basedOn w:val="DefaultParagraphFont"/>
+    <w:link w:val="Title"/>
+    <w:uiPriority w:val="10"/>
+    <w:rsid w:val="00A10FD9"/>
+    <w:rPr>
+      <w:rFonts w:asciiTheme="majorHAnsi" w:cstheme="majorBidi" w:eastAsiaTheme="majorEastAsia" w:hAnsiTheme="majorHAnsi"/>
+      <w:spacing w:val="-10"/>
+      <w:kern w:val="28"/>
+      <w:sz w:val="56"/>
+      <w:szCs w:val="56"/>
     </w:rPr>
   </w:style>
   <w:style w:styleId="Subtitle" w:type="paragraph">
     <w:name w:val="Subtitle"/>
     <w:basedOn w:val="Title"/>
     <w:next w:val="BodyText"/>
+    <w:link w:val="SubtitleChar"/>
+    <w:uiPriority w:val="11"/>
     <w:qFormat/>
+    <w:rsid w:val="00A10FD9"/>
     <w:pPr>
-      <w:keepNext/>
-      <w:keepLines/>
-      <w:spacing w:after="240" w:before="240"/>
-      <w:jc w:val="center"/>
+      <w:numPr>
+        <w:ilvl w:val="1"/>
+      </w:numPr>
     </w:pPr>
     <w:rPr>
-      <w:sz w:val="30"/>
-      <w:szCs w:val="30"/>
+      <w:rFonts w:cstheme="majorBidi" w:eastAsiaTheme="majorEastAsia"/>
+      <w:spacing w:val="15"/>
+      <w:sz w:val="28"/>
+      <w:szCs w:val="28"/>
+    </w:rPr>
+  </w:style>
+  <w:style w:customStyle="1" w:styleId="SubtitleChar" w:type="character">
+    <w:name w:val="Subtitle Char"/>
+    <w:basedOn w:val="DefaultParagraphFont"/>
+    <w:link w:val="Subtitle"/>
+    <w:uiPriority w:val="11"/>
+    <w:rsid w:val="00A10FD9"/>
+    <w:rPr>
+      <w:rFonts w:cstheme="majorBidi" w:eastAsiaTheme="majorEastAsia"/>
+      <w:color w:themeColor="text1" w:themeTint="A6" w:val="595959"/>
+      <w:spacing w:val="15"/>
+      <w:sz w:val="28"/>
+      <w:szCs w:val="28"/>
     </w:rPr>
   </w:style>
   <w:style w:customStyle="1" w:styleId="Author" w:type="paragraph">
@@ -5623,15 +5599,13 @@
     <w:pPr>
       <w:keepNext/>
       <w:keepLines/>
+      <w:spacing w:after="0" w:before="300"/>
       <w:jc w:val="center"/>
-      <w:spacing w:after="0" w:before="300"/>
     </w:pPr>
     <w:rPr>
+      <w:b/>
       <w:sz w:val="20"/>
       <w:szCs w:val="20"/>
-      <w:b/>
-      <w:color w:val="345A8A"/>
-      &gt;
     </w:rPr>
   </w:style>
   <w:style w:customStyle="1" w:styleId="Abstract" w:type="paragraph">
@@ -5658,191 +5632,321 @@
     <w:rPr/>
   </w:style>
   <w:style w:styleId="Heading1" w:type="paragraph">
-    <w:name w:val="Heading 1"/>
+    <w:name w:val="heading 1"/>
     <w:basedOn w:val="Normal"/>
     <w:next w:val="BodyText"/>
+    <w:link w:val="Heading1Char"/>
     <w:uiPriority w:val="9"/>
     <w:qFormat/>
+    <w:rsid w:val="00A10FD9"/>
     <w:pPr>
       <w:keepNext/>
       <w:keepLines/>
-      <w:spacing w:after="0" w:before="480"/>
+      <w:spacing w:after="80" w:before="360"/>
       <w:outlineLvl w:val="0"/>
     </w:pPr>
     <w:rPr>
       <w:rFonts w:asciiTheme="majorHAnsi" w:cstheme="majorBidi" w:eastAsiaTheme="majorEastAsia" w:hAnsiTheme="majorHAnsi"/>
-      <w:b/>
-      <w:bCs/>
-      <w:color w:themeColor="accent1" w:val="4F81BD"/>
-      <w:sz w:val="32"/>
-      <w:szCs w:val="32"/>
+      <w:color w:themeColor="accent1" w:themeShade="BF" w:val="0F4761"/>
+      <w:sz w:val="40"/>
+      <w:szCs w:val="40"/>
     </w:rPr>
   </w:style>
   <w:style w:styleId="Heading2" w:type="paragraph">
-    <w:name w:val="Heading 2"/>
+    <w:name w:val="heading 2"/>
     <w:basedOn w:val="Normal"/>
     <w:next w:val="BodyText"/>
+    <w:link w:val="Heading2Char"/>
     <w:uiPriority w:val="9"/>
+    <w:semiHidden/>
     <w:unhideWhenUsed/>
     <w:qFormat/>
+    <w:rsid w:val="00A10FD9"/>
     <w:pPr>
       <w:keepNext/>
       <w:keepLines/>
-      <w:spacing w:after="0" w:before="200"/>
+      <w:spacing w:after="80" w:before="160"/>
       <w:outlineLvl w:val="1"/>
     </w:pPr>
     <w:rPr>
       <w:rFonts w:asciiTheme="majorHAnsi" w:cstheme="majorBidi" w:eastAsiaTheme="majorEastAsia" w:hAnsiTheme="majorHAnsi"/>
-      <w:b/>
-      <w:bCs/>
-      <w:color w:themeColor="accent1" w:val="4F81BD"/>
+      <w:color w:themeColor="accent1" w:themeShade="BF" w:val="0F4761"/>
+      <w:sz w:val="32"/>
+      <w:szCs w:val="32"/>
+    </w:rPr>
+  </w:style>
+  <w:style w:styleId="Heading3" w:type="paragraph">
+    <w:name w:val="heading 3"/>
+    <w:basedOn w:val="Normal"/>
+    <w:next w:val="BodyText"/>
+    <w:link w:val="Heading3Char"/>
+    <w:uiPriority w:val="9"/>
+    <w:semiHidden/>
+    <w:unhideWhenUsed/>
+    <w:qFormat/>
+    <w:rsid w:val="00A10FD9"/>
+    <w:pPr>
+      <w:keepNext/>
+      <w:keepLines/>
+      <w:spacing w:after="80" w:before="160"/>
+      <w:outlineLvl w:val="2"/>
+    </w:pPr>
+    <w:rPr>
+      <w:rFonts w:cstheme="majorBidi" w:eastAsiaTheme="majorEastAsia"/>
+      <w:color w:themeColor="accent1" w:themeShade="BF" w:val="0F4761"/>
       <w:sz w:val="28"/>
       <w:szCs w:val="28"/>
     </w:rPr>
   </w:style>
-  <w:style w:styleId="Heading3" w:type="paragraph">
-    <w:name w:val="Heading 3"/>
+  <w:style w:styleId="Heading4" w:type="paragraph">
+    <w:name w:val="heading 4"/>
     <w:basedOn w:val="Normal"/>
     <w:next w:val="BodyText"/>
+    <w:link w:val="Heading4Char"/>
     <w:uiPriority w:val="9"/>
+    <w:semiHidden/>
     <w:unhideWhenUsed/>
     <w:qFormat/>
+    <w:rsid w:val="00A10FD9"/>
     <w:pPr>
       <w:keepNext/>
       <w:keepLines/>
-      <w:spacing w:after="0" w:before="200"/>
-      <w:outlineLvl w:val="2"/>
+      <w:spacing w:after="40" w:before="80"/>
+      <w:outlineLvl w:val="3"/>
     </w:pPr>
     <w:rPr>
-      <w:rFonts w:asciiTheme="majorHAnsi" w:cstheme="majorBidi" w:eastAsiaTheme="majorEastAsia" w:hAnsiTheme="majorHAnsi"/>
-      <w:b/>
-      <w:bCs/>
-      <w:color w:themeColor="accent1" w:val="4F81BD"/>
-      <w:sz w:val="24"/>
-      <w:szCs w:val="24"/>
+      <w:rFonts w:cstheme="majorBidi" w:eastAsiaTheme="majorEastAsia"/>
+      <w:i/>
+      <w:iCs/>
+      <w:color w:themeColor="accent1" w:themeShade="BF" w:val="0F4761"/>
     </w:rPr>
   </w:style>
-  <w:style w:styleId="Heading4" w:type="paragraph">
-    <w:name w:val="Heading 4"/>
+  <w:style w:styleId="Heading5" w:type="paragraph">
+    <w:name w:val="heading 5"/>
     <w:basedOn w:val="Normal"/>
     <w:next w:val="BodyText"/>
+    <w:link w:val="Heading5Char"/>
     <w:uiPriority w:val="9"/>
+    <w:semiHidden/>
     <w:unhideWhenUsed/>
     <w:qFormat/>
+    <w:rsid w:val="00A10FD9"/>
     <w:pPr>
       <w:keepNext/>
       <w:keepLines/>
-      <w:spacing w:after="0" w:before="200"/>
-      <w:outlineLvl w:val="3"/>
+      <w:spacing w:after="40" w:before="80"/>
+      <w:outlineLvl w:val="4"/>
     </w:pPr>
     <w:rPr>
-      <w:rFonts w:asciiTheme="majorHAnsi" w:cstheme="majorBidi" w:eastAsiaTheme="majorEastAsia" w:hAnsiTheme="majorHAnsi"/>
-      <w:i/>
-      <w:bCs/>
-      <w:color w:themeColor="accent1" w:val="4F81BD"/>
-      <w:sz w:val="24"/>
-      <w:szCs w:val="24"/>
+      <w:rFonts w:cstheme="majorBidi" w:eastAsiaTheme="majorEastAsia"/>
+      <w:color w:themeColor="accent1" w:themeShade="BF" w:val="0F4761"/>
     </w:rPr>
   </w:style>
-  <w:style w:styleId="Heading5" w:type="paragraph">
-    <w:name w:val="Heading 5"/>
+  <w:style w:styleId="Heading6" w:type="paragraph">
+    <w:name w:val="heading 6"/>
     <w:basedOn w:val="Normal"/>
     <w:next w:val="BodyText"/>
+    <w:link w:val="Heading6Char"/>
     <w:uiPriority w:val="9"/>
+    <w:semiHidden/>
     <w:unhideWhenUsed/>
     <w:qFormat/>
+    <w:rsid w:val="00A10FD9"/>
     <w:pPr>
       <w:keepNext/>
       <w:keepLines/>
-      <w:spacing w:after="0" w:before="200"/>
-      <w:outlineLvl w:val="4"/>
+      <w:spacing w:after="0" w:before="40"/>
+      <w:outlineLvl w:val="5"/>
     </w:pPr>
     <w:rPr>
-      <w:rFonts w:asciiTheme="majorHAnsi" w:cstheme="majorBidi" w:eastAsiaTheme="majorEastAsia" w:hAnsiTheme="majorHAnsi"/>
+      <w:rFonts w:cstheme="majorBidi" w:eastAsiaTheme="majorEastAsia"/>
+      <w:i/>
       <w:iCs/>
-      <w:color w:themeColor="accent1" w:val="4F81BD"/>
-      <w:sz w:val="24"/>
-      <w:szCs w:val="24"/>
+      <w:color w:themeColor="text1" w:themeTint="A6" w:val="595959"/>
     </w:rPr>
   </w:style>
-  <w:style w:styleId="Heading6" w:type="paragraph">
-    <w:name w:val="Heading 6"/>
+  <w:style w:styleId="Heading7" w:type="paragraph">
+    <w:name w:val="heading 7"/>
     <w:basedOn w:val="Normal"/>
     <w:next w:val="BodyText"/>
+    <w:link w:val="Heading7Char"/>
     <w:uiPriority w:val="9"/>
+    <w:semiHidden/>
     <w:unhideWhenUsed/>
     <w:qFormat/>
+    <w:rsid w:val="00A10FD9"/>
     <w:pPr>
       <w:keepNext/>
       <w:keepLines/>
-      <w:spacing w:after="0" w:before="200"/>
-      <w:outlineLvl w:val="5"/>
+      <w:spacing w:after="0" w:before="40"/>
+      <w:outlineLvl w:val="6"/>
     </w:pPr>
     <w:rPr>
-      <w:rFonts w:asciiTheme="majorHAnsi" w:cstheme="majorBidi" w:eastAsiaTheme="majorEastAsia" w:hAnsiTheme="majorHAnsi"/>
-      <w:color w:themeColor="accent1" w:val="4F81BD"/>
-      <w:sz w:val="24"/>
-      <w:szCs w:val="24"/>
+      <w:rFonts w:cstheme="majorBidi" w:eastAsiaTheme="majorEastAsia"/>
+      <w:color w:themeColor="text1" w:themeTint="A6" w:val="595959"/>
     </w:rPr>
   </w:style>
-  <w:style w:styleId="Heading7" w:type="paragraph">
-    <w:name w:val="Heading 7"/>
+  <w:style w:styleId="Heading8" w:type="paragraph">
+    <w:name w:val="heading 8"/>
     <w:basedOn w:val="Normal"/>
     <w:next w:val="BodyText"/>
+    <w:link w:val="Heading8Char"/>
     <w:uiPriority w:val="9"/>
+    <w:semiHidden/>
     <w:unhideWhenUsed/>
     <w:qFormat/>
+    <w:rsid w:val="00A10FD9"/>
     <w:pPr>
       <w:keepNext/>
       <w:keepLines/>
-      <w:spacing w:after="0" w:before="200"/>
-      <w:outlineLvl w:val="6"/>
+      <w:spacing w:after="0"/>
+      <w:outlineLvl w:val="7"/>
     </w:pPr>
     <w:rPr>
-      <w:rFonts w:asciiTheme="majorHAnsi" w:cstheme="majorBidi" w:eastAsiaTheme="majorEastAsia" w:hAnsiTheme="majorHAnsi"/>
-      <w:color w:themeColor="accent1" w:val="4F81BD"/>
-      <w:sz w:val="24"/>
-      <w:szCs w:val="24"/>
+      <w:rFonts w:cstheme="majorBidi" w:eastAsiaTheme="majorEastAsia"/>
+      <w:i/>
+      <w:iCs/>
+      <w:color w:themeColor="text1" w:themeTint="D8" w:val="272727"/>
     </w:rPr>
   </w:style>
-  <w:style w:styleId="Heading8" w:type="paragraph">
-    <w:name w:val="Heading 8"/>
+  <w:style w:styleId="Heading9" w:type="paragraph">
+    <w:name w:val="heading 9"/>
     <w:basedOn w:val="Normal"/>
     <w:next w:val="BodyText"/>
+    <w:link w:val="Heading9Char"/>
     <w:uiPriority w:val="9"/>
+    <w:semiHidden/>
     <w:unhideWhenUsed/>
     <w:qFormat/>
+    <w:rsid w:val="00A10FD9"/>
     <w:pPr>
       <w:keepNext/>
       <w:keepLines/>
-      <w:spacing w:after="0" w:before="200"/>
-      <w:outlineLvl w:val="7"/>
-    </w:pPr>
-    <w:rPr>
-      <w:rFonts w:asciiTheme="majorHAnsi" w:cstheme="majorBidi" w:eastAsiaTheme="majorEastAsia" w:hAnsiTheme="majorHAnsi"/>
-      <w:color w:themeColor="accent1" w:val="4F81BD"/>
-      <w:sz w:val="24"/>
-      <w:szCs w:val="24"/>
-    </w:rPr>
-  </w:style>
-  <w:style w:styleId="Heading9" w:type="paragraph">
-    <w:name w:val="Heading 9"/>
-    <w:basedOn w:val="Normal"/>
-    <w:next w:val="BodyText"/>
-    <w:uiPriority w:val="9"/>
-    <w:unhideWhenUsed/>
-    <w:qFormat/>
-    <w:pPr>
-      <w:keepNext/>
-      <w:keepLines/>
-      <w:spacing w:after="0" w:before="200"/>
+      <w:spacing w:after="0"/>
       <w:outlineLvl w:val="8"/>
     </w:pPr>
     <w:rPr>
+      <w:rFonts w:cstheme="majorBidi" w:eastAsiaTheme="majorEastAsia"/>
+      <w:color w:themeColor="text1" w:themeTint="D8" w:val="272727"/>
+    </w:rPr>
+  </w:style>
+  <w:style w:customStyle="1" w:styleId="Heading1Char" w:type="character">
+    <w:name w:val="Heading 1 Char"/>
+    <w:basedOn w:val="DefaultParagraphFont"/>
+    <w:link w:val="Heading1"/>
+    <w:uiPriority w:val="9"/>
+    <w:rsid w:val="00A10FD9"/>
+    <w:rPr>
       <w:rFonts w:asciiTheme="majorHAnsi" w:cstheme="majorBidi" w:eastAsiaTheme="majorEastAsia" w:hAnsiTheme="majorHAnsi"/>
-      <w:color w:themeColor="accent1" w:val="4F81BD"/>
-      <w:sz w:val="24"/>
-      <w:szCs w:val="24"/>
+      <w:color w:themeColor="accent1" w:themeShade="BF" w:val="0F4761"/>
+      <w:sz w:val="40"/>
+      <w:szCs w:val="40"/>
+    </w:rPr>
+  </w:style>
+  <w:style w:customStyle="1" w:styleId="Heading2Char" w:type="character">
+    <w:name w:val="Heading 2 Char"/>
+    <w:basedOn w:val="DefaultParagraphFont"/>
+    <w:link w:val="Heading2"/>
+    <w:uiPriority w:val="9"/>
+    <w:semiHidden/>
+    <w:rsid w:val="00A10FD9"/>
+    <w:rPr>
+      <w:rFonts w:asciiTheme="majorHAnsi" w:cstheme="majorBidi" w:eastAsiaTheme="majorEastAsia" w:hAnsiTheme="majorHAnsi"/>
+      <w:color w:themeColor="accent1" w:themeShade="BF" w:val="0F4761"/>
+      <w:sz w:val="32"/>
+      <w:szCs w:val="32"/>
+    </w:rPr>
+  </w:style>
+  <w:style w:customStyle="1" w:styleId="Heading3Char" w:type="character">
+    <w:name w:val="Heading 3 Char"/>
+    <w:basedOn w:val="DefaultParagraphFont"/>
+    <w:link w:val="Heading3"/>
+    <w:uiPriority w:val="9"/>
+    <w:semiHidden/>
+    <w:rsid w:val="00A10FD9"/>
+    <w:rPr>
+      <w:rFonts w:cstheme="majorBidi" w:eastAsiaTheme="majorEastAsia"/>
+      <w:color w:themeColor="accent1" w:themeShade="BF" w:val="0F4761"/>
+      <w:sz w:val="28"/>
+      <w:szCs w:val="28"/>
+    </w:rPr>
+  </w:style>
+  <w:style w:customStyle="1" w:styleId="Heading4Char" w:type="character">
+    <w:name w:val="Heading 4 Char"/>
+    <w:basedOn w:val="DefaultParagraphFont"/>
+    <w:link w:val="Heading4"/>
+    <w:uiPriority w:val="9"/>
+    <w:semiHidden/>
+    <w:rsid w:val="00A10FD9"/>
+    <w:rPr>
+      <w:rFonts w:cstheme="majorBidi" w:eastAsiaTheme="majorEastAsia"/>
+      <w:i/>
+      <w:iCs/>
+      <w:color w:themeColor="accent1" w:themeShade="BF" w:val="0F4761"/>
+    </w:rPr>
+  </w:style>
+  <w:style w:customStyle="1" w:styleId="Heading5Char" w:type="character">
+    <w:name w:val="Heading 5 Char"/>
+    <w:basedOn w:val="DefaultParagraphFont"/>
+    <w:link w:val="Heading5"/>
+    <w:uiPriority w:val="9"/>
+    <w:semiHidden/>
+    <w:rsid w:val="00A10FD9"/>
+    <w:rPr>
+      <w:rFonts w:cstheme="majorBidi" w:eastAsiaTheme="majorEastAsia"/>
+      <w:color w:themeColor="accent1" w:themeShade="BF" w:val="0F4761"/>
+    </w:rPr>
+  </w:style>
+  <w:style w:customStyle="1" w:styleId="Heading6Char" w:type="character">
+    <w:name w:val="Heading 6 Char"/>
+    <w:basedOn w:val="DefaultParagraphFont"/>
+    <w:link w:val="Heading6"/>
+    <w:uiPriority w:val="9"/>
+    <w:semiHidden/>
+    <w:rsid w:val="00A10FD9"/>
+    <w:rPr>
+      <w:rFonts w:cstheme="majorBidi" w:eastAsiaTheme="majorEastAsia"/>
+      <w:i/>
+      <w:iCs/>
+      <w:color w:themeColor="text1" w:themeTint="A6" w:val="595959"/>
+    </w:rPr>
+  </w:style>
+  <w:style w:customStyle="1" w:styleId="Heading7Char" w:type="character">
+    <w:name w:val="Heading 7 Char"/>
+    <w:basedOn w:val="DefaultParagraphFont"/>
+    <w:link w:val="Heading7"/>
+    <w:uiPriority w:val="9"/>
+    <w:semiHidden/>
+    <w:rsid w:val="00A10FD9"/>
+    <w:rPr>
+      <w:rFonts w:cstheme="majorBidi" w:eastAsiaTheme="majorEastAsia"/>
+      <w:color w:themeColor="text1" w:themeTint="A6" w:val="595959"/>
+    </w:rPr>
+  </w:style>
+  <w:style w:customStyle="1" w:styleId="Heading8Char" w:type="character">
+    <w:name w:val="Heading 8 Char"/>
+    <w:basedOn w:val="DefaultParagraphFont"/>
+    <w:link w:val="Heading8"/>
+    <w:uiPriority w:val="9"/>
+    <w:semiHidden/>
+    <w:rsid w:val="00A10FD9"/>
+    <w:rPr>
+      <w:rFonts w:cstheme="majorBidi" w:eastAsiaTheme="majorEastAsia"/>
+      <w:i/>
+      <w:iCs/>
+      <w:color w:themeColor="text1" w:themeTint="D8" w:val="272727"/>
+    </w:rPr>
+  </w:style>
+  <w:style w:customStyle="1" w:styleId="Heading9Char" w:type="character">
+    <w:name w:val="Heading 9 Char"/>
+    <w:basedOn w:val="DefaultParagraphFont"/>
+    <w:link w:val="Heading9"/>
+    <w:uiPriority w:val="9"/>
+    <w:semiHidden/>
+    <w:rsid w:val="00A10FD9"/>
+    <w:rPr>
+      <w:rFonts w:cstheme="majorBidi" w:eastAsiaTheme="majorEastAsia"/>
+      <w:color w:themeColor="text1" w:themeTint="D8" w:val="272727"/>
     </w:rPr>
   </w:style>
   <w:style w:styleId="BlockText" w:type="paragraph">
@@ -5864,6 +5968,18 @@
     <w:uiPriority w:val="9"/>
     <w:unhideWhenUsed/>
     <w:qFormat/>
+  </w:style>
+  <w:style w:styleId="FootnoteBlockText" w:type="paragraph">
+    <w:name w:val="Footnote Block Text"/>
+    <w:basedOn w:val="FootnoteText"/>
+    <w:next w:val="FootnoteText"/>
+    <w:uiPriority w:val="9"/>
+    <w:unhideWhenUsed/>
+    <w:qFormat/>
+    <w:pPr>
+      <w:spacing w:after="100" w:before="100"/>
+      <w:ind w:firstLine="0" w:left="480" w:right="480"/>
+    </w:pPr>
   </w:style>
   <w:style w:default="1" w:styleId="DefaultParagraphFont" w:type="character">
     <w:name w:val="Default Paragraph Font"/>
@@ -5894,10 +6010,10 @@
         <w:jc w:val="left"/>
       </w:trPr>
       <w:tcPr>
-        <w:vAlign w:val="bottom"/>
         <w:tcBorders>
           <w:bottom w:val="single"/>
         </w:tcBorders>
+        <w:vAlign w:val="bottom"/>
       </w:tcPr>
     </w:tblStylePr>
   </w:style>
@@ -6013,9 +6129,9 @@
     <w:name w:val="KeywordTok"/>
     <w:basedOn w:val="VerbatimChar"/>
     <w:rPr>
+      <w:b/>
       <w:color w:val="204a87"/>
       <w:shd w:val="clear" w:fill="f8f8f8"/>
-      <w:b/>
     </w:rPr>
   </w:style>
   <w:style w:type="character" w:customStyle="1" w:styleId="DataTypeTok">
@@ -6070,9 +6186,9 @@
     <w:name w:val="SpecialCharTok"/>
     <w:basedOn w:val="VerbatimChar"/>
     <w:rPr>
+      <w:b/>
       <w:color w:val="ce5c00"/>
       <w:shd w:val="clear" w:fill="f8f8f8"/>
-      <w:b/>
     </w:rPr>
   </w:style>
   <w:style w:type="character" w:customStyle="1" w:styleId="StringTok">
@@ -6110,39 +6226,39 @@
     <w:name w:val="CommentTok"/>
     <w:basedOn w:val="VerbatimChar"/>
     <w:rPr>
+      <w:i/>
       <w:color w:val="8f5902"/>
       <w:shd w:val="clear" w:fill="f8f8f8"/>
-      <w:i/>
     </w:rPr>
   </w:style>
   <w:style w:type="character" w:customStyle="1" w:styleId="DocumentationTok">
     <w:name w:val="DocumentationTok"/>
     <w:basedOn w:val="VerbatimChar"/>
     <w:rPr>
+      <w:b/>
+      <w:i/>
       <w:color w:val="8f5902"/>
       <w:shd w:val="clear" w:fill="f8f8f8"/>
-      <w:b/>
-      <w:i/>
     </w:rPr>
   </w:style>
   <w:style w:type="character" w:customStyle="1" w:styleId="AnnotationTok">
     <w:name w:val="AnnotationTok"/>
     <w:basedOn w:val="VerbatimChar"/>
     <w:rPr>
+      <w:b/>
+      <w:i/>
       <w:color w:val="8f5902"/>
       <w:shd w:val="clear" w:fill="f8f8f8"/>
-      <w:b/>
-      <w:i/>
     </w:rPr>
   </w:style>
   <w:style w:type="character" w:customStyle="1" w:styleId="CommentVarTok">
     <w:name w:val="CommentVarTok"/>
     <w:basedOn w:val="VerbatimChar"/>
     <w:rPr>
+      <w:b/>
+      <w:i/>
       <w:color w:val="8f5902"/>
       <w:shd w:val="clear" w:fill="f8f8f8"/>
-      <w:b/>
-      <w:i/>
     </w:rPr>
   </w:style>
   <w:style w:type="character" w:customStyle="1" w:styleId="OtherTok">
@@ -6157,9 +6273,9 @@
     <w:name w:val="FunctionTok"/>
     <w:basedOn w:val="VerbatimChar"/>
     <w:rPr>
+      <w:b/>
       <w:color w:val="204a87"/>
       <w:shd w:val="clear" w:fill="f8f8f8"/>
-      <w:b/>
     </w:rPr>
   </w:style>
   <w:style w:type="character" w:customStyle="1" w:styleId="VariableTok">
@@ -6174,18 +6290,18 @@
     <w:name w:val="ControlFlowTok"/>
     <w:basedOn w:val="VerbatimChar"/>
     <w:rPr>
+      <w:b/>
       <w:color w:val="204a87"/>
       <w:shd w:val="clear" w:fill="f8f8f8"/>
-      <w:b/>
     </w:rPr>
   </w:style>
   <w:style w:type="character" w:customStyle="1" w:styleId="OperatorTok">
     <w:name w:val="OperatorTok"/>
     <w:basedOn w:val="VerbatimChar"/>
     <w:rPr>
+      <w:b/>
       <w:color w:val="ce5c00"/>
       <w:shd w:val="clear" w:fill="f8f8f8"/>
-      <w:b/>
     </w:rPr>
   </w:style>
   <w:style w:type="character" w:customStyle="1" w:styleId="BuiltInTok">
@@ -6206,9 +6322,9 @@
     <w:name w:val="PreprocessorTok"/>
     <w:basedOn w:val="VerbatimChar"/>
     <w:rPr>
+      <w:i/>
       <w:color w:val="8f5902"/>
       <w:shd w:val="clear" w:fill="f8f8f8"/>
-      <w:i/>
     </w:rPr>
   </w:style>
   <w:style w:type="character" w:customStyle="1" w:styleId="AttributeTok">
@@ -6230,20 +6346,20 @@
     <w:name w:val="InformationTok"/>
     <w:basedOn w:val="VerbatimChar"/>
     <w:rPr>
+      <w:b/>
+      <w:i/>
       <w:color w:val="8f5902"/>
       <w:shd w:val="clear" w:fill="f8f8f8"/>
-      <w:b/>
-      <w:i/>
     </w:rPr>
   </w:style>
   <w:style w:type="character" w:customStyle="1" w:styleId="WarningTok">
     <w:name w:val="WarningTok"/>
     <w:basedOn w:val="VerbatimChar"/>
     <w:rPr>
+      <w:b/>
+      <w:i/>
       <w:color w:val="8f5902"/>
       <w:shd w:val="clear" w:fill="f8f8f8"/>
-      <w:b/>
-      <w:i/>
     </w:rPr>
   </w:style>
   <w:style w:type="character" w:customStyle="1" w:styleId="AlertTok">
@@ -6258,9 +6374,9 @@
     <w:name w:val="ErrorTok"/>
     <w:basedOn w:val="VerbatimChar"/>
     <w:rPr>
+      <w:b/>
       <w:color w:val="a40000"/>
       <w:shd w:val="clear" w:fill="f8f8f8"/>
-      <w:b/>
     </w:rPr>
   </w:style>
   <w:style w:type="character" w:customStyle="1" w:styleId="NormalTok">
@@ -6284,44 +6400,44 @@
         <a:sysClr val="window" lastClr="FFFFFF"/>
       </a:lt1>
       <a:dk2>
-        <a:srgbClr val="1F497D"/>
+        <a:srgbClr val="0E2841"/>
       </a:dk2>
       <a:lt2>
-        <a:srgbClr val="EEECE1"/>
+        <a:srgbClr val="E8E8E8"/>
       </a:lt2>
       <a:accent1>
-        <a:srgbClr val="4F81BD"/>
+        <a:srgbClr val="156082"/>
       </a:accent1>
       <a:accent2>
-        <a:srgbClr val="C0504D"/>
+        <a:srgbClr val="E97132"/>
       </a:accent2>
       <a:accent3>
-        <a:srgbClr val="9BBB59"/>
+        <a:srgbClr val="196B24"/>
       </a:accent3>
       <a:accent4>
-        <a:srgbClr val="8064A2"/>
+        <a:srgbClr val="0F9ED5"/>
       </a:accent4>
       <a:accent5>
-        <a:srgbClr val="4BACC6"/>
+        <a:srgbClr val="A02B93"/>
       </a:accent5>
       <a:accent6>
-        <a:srgbClr val="F79646"/>
+        <a:srgbClr val="4EA72E"/>
       </a:accent6>
       <a:hlink>
-        <a:srgbClr val="0000FF"/>
+        <a:srgbClr val="467886"/>
       </a:hlink>
       <a:folHlink>
-        <a:srgbClr val="800080"/>
+        <a:srgbClr val="96607D"/>
       </a:folHlink>
     </a:clrScheme>
     <a:fontScheme name="Office">
       <a:majorFont>
-        <a:latin typeface="Calibri"/>
+        <a:latin typeface="Aptos Display" panose="02110004020202020204"/>
         <a:ea typeface=""/>
         <a:cs typeface=""/>
-        <a:font script="Jpan" typeface="ＭＳ ゴシック"/>
+        <a:font script="Jpan" typeface="游ゴシック Light"/>
         <a:font script="Hang" typeface="맑은 고딕"/>
-        <a:font script="Hans" typeface="宋体"/>
+        <a:font script="Hans" typeface="等线 Light"/>
         <a:font script="Hant" typeface="新細明體"/>
         <a:font script="Arab" typeface="Times New Roman"/>
         <a:font script="Hebr" typeface="Times New Roman"/>
@@ -6348,14 +6464,32 @@
         <a:font script="Mong" typeface="Mongolian Baiti"/>
         <a:font script="Viet" typeface="Times New Roman"/>
         <a:font script="Uigh" typeface="Microsoft Uighur"/>
+        <a:font script="Geor" typeface="Sylfaen"/>
+        <a:font script="Armn" typeface="Arial"/>
+        <a:font script="Bugi" typeface="Leelawadee UI"/>
+        <a:font script="Bopo" typeface="Microsoft JhengHei"/>
+        <a:font script="Java" typeface="Javanese Text"/>
+        <a:font script="Lisu" typeface="Segoe UI"/>
+        <a:font script="Mymr" typeface="Myanmar Text"/>
+        <a:font script="Nkoo" typeface="Ebrima"/>
+        <a:font script="Olck" typeface="Nirmala UI"/>
+        <a:font script="Osma" typeface="Ebrima"/>
+        <a:font script="Phag" typeface="Phagspa"/>
+        <a:font script="Syrn" typeface="Estrangelo Edessa"/>
+        <a:font script="Syrj" typeface="Estrangelo Edessa"/>
+        <a:font script="Syre" typeface="Estrangelo Edessa"/>
+        <a:font script="Sora" typeface="Nirmala UI"/>
+        <a:font script="Tale" typeface="Microsoft Tai Le"/>
+        <a:font script="Talu" typeface="Microsoft New Tai Lue"/>
+        <a:font script="Tfng" typeface="Ebrima"/>
       </a:majorFont>
       <a:minorFont>
-        <a:latin typeface="Cambria"/>
+        <a:latin typeface="Aptos" panose="02110004020202020204"/>
         <a:ea typeface=""/>
         <a:cs typeface=""/>
-        <a:font script="Jpan" typeface="ＭＳ 明朝"/>
+        <a:font script="Jpan" typeface="游明朝"/>
         <a:font script="Hang" typeface="맑은 고딕"/>
-        <a:font script="Hans" typeface="宋体"/>
+        <a:font script="Hans" typeface="等线"/>
         <a:font script="Hant" typeface="新細明體"/>
         <a:font script="Arab" typeface="Arial"/>
         <a:font script="Hebr" typeface="Arial"/>
@@ -6382,6 +6516,24 @@
         <a:font script="Mong" typeface="Mongolian Baiti"/>
         <a:font script="Viet" typeface="Arial"/>
         <a:font script="Uigh" typeface="Microsoft Uighur"/>
+        <a:font script="Geor" typeface="Sylfaen"/>
+        <a:font script="Armn" typeface="Arial"/>
+        <a:font script="Bugi" typeface="Leelawadee UI"/>
+        <a:font script="Bopo" typeface="Microsoft JhengHei"/>
+        <a:font script="Java" typeface="Javanese Text"/>
+        <a:font script="Lisu" typeface="Segoe UI"/>
+        <a:font script="Mymr" typeface="Myanmar Text"/>
+        <a:font script="Nkoo" typeface="Ebrima"/>
+        <a:font script="Olck" typeface="Nirmala UI"/>
+        <a:font script="Osma" typeface="Ebrima"/>
+        <a:font script="Phag" typeface="Phagspa"/>
+        <a:font script="Syrn" typeface="Estrangelo Edessa"/>
+        <a:font script="Syrj" typeface="Estrangelo Edessa"/>
+        <a:font script="Syre" typeface="Estrangelo Edessa"/>
+        <a:font script="Sora" typeface="Nirmala UI"/>
+        <a:font script="Tale" typeface="Microsoft Tai Le"/>
+        <a:font script="Talu" typeface="Microsoft New Tai Lue"/>
+        <a:font script="Tfng" typeface="Ebrima"/>
       </a:minorFont>
     </a:fontScheme>
     <a:fmtScheme name="Office">
@@ -6393,200 +6545,141 @@
           <a:gsLst>
             <a:gs pos="0">
               <a:schemeClr val="phClr">
-                <a:tint val="50000"/>
-                <a:satMod val="300000"/>
+                <a:lumMod val="110000"/>
+                <a:satMod val="105000"/>
+                <a:tint val="67000"/>
               </a:schemeClr>
             </a:gs>
-            <a:gs pos="35000">
+            <a:gs pos="50000">
               <a:schemeClr val="phClr">
-                <a:tint val="37000"/>
-                <a:satMod val="300000"/>
+                <a:lumMod val="105000"/>
+                <a:satMod val="103000"/>
+                <a:tint val="73000"/>
               </a:schemeClr>
             </a:gs>
             <a:gs pos="100000">
               <a:schemeClr val="phClr">
-                <a:tint val="15000"/>
-                <a:satMod val="350000"/>
+                <a:lumMod val="105000"/>
+                <a:satMod val="109000"/>
+                <a:tint val="81000"/>
               </a:schemeClr>
             </a:gs>
           </a:gsLst>
-          <a:lin ang="16200000" scaled="1"/>
+          <a:lin ang="5400000" scaled="0"/>
         </a:gradFill>
         <a:gradFill rotWithShape="1">
           <a:gsLst>
             <a:gs pos="0">
               <a:schemeClr val="phClr">
-                <a:tint val="100000"/>
+                <a:satMod val="103000"/>
+                <a:lumMod val="102000"/>
+                <a:tint val="94000"/>
+              </a:schemeClr>
+            </a:gs>
+            <a:gs pos="50000">
+              <a:schemeClr val="phClr">
+                <a:satMod val="110000"/>
+                <a:lumMod val="100000"/>
                 <a:shade val="100000"/>
-                <a:satMod val="130000"/>
               </a:schemeClr>
             </a:gs>
             <a:gs pos="100000">
               <a:schemeClr val="phClr">
-                <a:tint val="50000"/>
-                <a:shade val="100000"/>
-                <a:satMod val="350000"/>
+                <a:lumMod val="99000"/>
+                <a:satMod val="120000"/>
+                <a:shade val="78000"/>
               </a:schemeClr>
             </a:gs>
           </a:gsLst>
-          <a:lin ang="16200000" scaled="0"/>
+          <a:lin ang="5400000" scaled="0"/>
         </a:gradFill>
       </a:fillStyleLst>
       <a:lnStyleLst>
-        <a:ln w="9525" cap="flat" cmpd="sng" algn="ctr">
-          <a:solidFill>
-            <a:schemeClr val="phClr">
-              <a:shade val="95000"/>
-              <a:satMod val="105000"/>
-            </a:schemeClr>
-          </a:solidFill>
-          <a:prstDash val="solid"/>
-        </a:ln>
-        <a:ln w="25400" cap="flat" cmpd="sng" algn="ctr">
+        <a:ln w="6350" cap="flat" cmpd="sng" algn="ctr">
           <a:solidFill>
             <a:schemeClr val="phClr"/>
           </a:solidFill>
           <a:prstDash val="solid"/>
+          <a:miter lim="800000"/>
         </a:ln>
-        <a:ln w="38100" cap="flat" cmpd="sng" algn="ctr">
+        <a:ln w="12700" cap="flat" cmpd="sng" algn="ctr">
           <a:solidFill>
             <a:schemeClr val="phClr"/>
           </a:solidFill>
           <a:prstDash val="solid"/>
+          <a:miter lim="800000"/>
+        </a:ln>
+        <a:ln w="19050" cap="flat" cmpd="sng" algn="ctr">
+          <a:solidFill>
+            <a:schemeClr val="phClr"/>
+          </a:solidFill>
+          <a:prstDash val="solid"/>
+          <a:miter lim="800000"/>
         </a:ln>
       </a:lnStyleLst>
       <a:effectStyleLst>
         <a:effectStyle>
+          <a:effectLst/>
+        </a:effectStyle>
+        <a:effectStyle>
+          <a:effectLst/>
+        </a:effectStyle>
+        <a:effectStyle>
           <a:effectLst>
-            <a:outerShdw blurRad="40000" dist="20000" dir="5400000" rotWithShape="0">
+            <a:outerShdw blurRad="57150" dist="19050" dir="5400000" algn="ctr" rotWithShape="0">
               <a:srgbClr val="000000">
-                <a:alpha val="38000"/>
+                <a:alpha val="63000"/>
               </a:srgbClr>
             </a:outerShdw>
           </a:effectLst>
-        </a:effectStyle>
-        <a:effectStyle>
-          <a:effectLst>
-            <a:outerShdw blurRad="40000" dist="23000" dir="5400000" rotWithShape="0">
-              <a:srgbClr val="000000">
-                <a:alpha val="35000"/>
-              </a:srgbClr>
-            </a:outerShdw>
-          </a:effectLst>
-        </a:effectStyle>
-        <a:effectStyle>
-          <a:effectLst>
-            <a:outerShdw blurRad="40000" dist="23000" dir="5400000" rotWithShape="0">
-              <a:srgbClr val="000000">
-                <a:alpha val="35000"/>
-              </a:srgbClr>
-            </a:outerShdw>
-          </a:effectLst>
-          <a:scene3d>
-            <a:camera prst="orthographicFront">
-              <a:rot lat="0" lon="0" rev="0"/>
-            </a:camera>
-            <a:lightRig rig="threePt" dir="t">
-              <a:rot lat="0" lon="0" rev="1200000"/>
-            </a:lightRig>
-          </a:scene3d>
-          <a:sp3d>
-            <a:bevelT w="63500" h="25400"/>
-          </a:sp3d>
         </a:effectStyle>
       </a:effectStyleLst>
       <a:bgFillStyleLst>
         <a:solidFill>
           <a:schemeClr val="phClr"/>
         </a:solidFill>
+        <a:solidFill>
+          <a:schemeClr val="phClr">
+            <a:tint val="95000"/>
+            <a:satMod val="170000"/>
+          </a:schemeClr>
+        </a:solidFill>
         <a:gradFill rotWithShape="1">
           <a:gsLst>
             <a:gs pos="0">
               <a:schemeClr val="phClr">
-                <a:tint val="40000"/>
-                <a:satMod val="350000"/>
+                <a:tint val="93000"/>
+                <a:satMod val="150000"/>
+                <a:shade val="98000"/>
+                <a:lumMod val="102000"/>
               </a:schemeClr>
             </a:gs>
-            <a:gs pos="40000">
+            <a:gs pos="50000">
               <a:schemeClr val="phClr">
-                <a:tint val="45000"/>
-                <a:shade val="99000"/>
-                <a:satMod val="350000"/>
+                <a:tint val="98000"/>
+                <a:satMod val="130000"/>
+                <a:shade val="90000"/>
+                <a:lumMod val="103000"/>
               </a:schemeClr>
             </a:gs>
             <a:gs pos="100000">
               <a:schemeClr val="phClr">
-                <a:shade val="20000"/>
-                <a:satMod val="255000"/>
+                <a:shade val="63000"/>
+                <a:satMod val="120000"/>
               </a:schemeClr>
             </a:gs>
           </a:gsLst>
-          <a:path path="circle">
-            <a:fillToRect l="50000" t="-80000" r="50000" b="180000"/>
-          </a:path>
-        </a:gradFill>
-        <a:gradFill rotWithShape="1">
-          <a:gsLst>
-            <a:gs pos="0">
-              <a:schemeClr val="phClr">
-                <a:tint val="80000"/>
-                <a:satMod val="300000"/>
-              </a:schemeClr>
-            </a:gs>
-            <a:gs pos="100000">
-              <a:schemeClr val="phClr">
-                <a:shade val="30000"/>
-                <a:satMod val="200000"/>
-              </a:schemeClr>
-            </a:gs>
-          </a:gsLst>
-          <a:path path="circle">
-            <a:fillToRect l="50000" t="50000" r="50000" b="50000"/>
-          </a:path>
+          <a:lin ang="5400000" scaled="0"/>
         </a:gradFill>
       </a:bgFillStyleLst>
     </a:fmtScheme>
   </a:themeElements>
-  <a:objectDefaults>
-    <a:spDef>
-      <a:spPr/>
-      <a:bodyPr/>
-      <a:lstStyle/>
-      <a:style>
-        <a:lnRef idx="1">
-          <a:schemeClr val="accent1"/>
-        </a:lnRef>
-        <a:fillRef idx="3">
-          <a:schemeClr val="accent1"/>
-        </a:fillRef>
-        <a:effectRef idx="2">
-          <a:schemeClr val="accent1"/>
-        </a:effectRef>
-        <a:fontRef idx="minor">
-          <a:schemeClr val="lt1"/>
-        </a:fontRef>
-      </a:style>
-    </a:spDef>
-    <a:lnDef>
-      <a:spPr/>
-      <a:bodyPr/>
-      <a:lstStyle/>
-      <a:style>
-        <a:lnRef idx="2">
-          <a:schemeClr val="accent1"/>
-        </a:lnRef>
-        <a:fillRef idx="0">
-          <a:schemeClr val="accent1"/>
-        </a:fillRef>
-        <a:effectRef idx="1">
-          <a:schemeClr val="accent1"/>
-        </a:effectRef>
-        <a:fontRef idx="minor">
-          <a:schemeClr val="tx1"/>
-        </a:fontRef>
-      </a:style>
-    </a:lnDef>
-  </a:objectDefaults>
+  <a:objectDefaults/>
   <a:extraClrSchemeLst/>
+  <a:extLst>
+    <a:ext uri="{05A4C25C-085E-4340-85A3-A5531E510DB2}">
+      <thm15:themeFamily xmlns:thm15="http://schemas.microsoft.com/office/thememl/2012/main" name="Office Theme" id="{2E142A2C-CD16-42D6-873A-C26D2A0506FA}" vid="{1BDDFF52-6CD6-40A5-AB3C-68EB2F1E4D0A}"/>
+    </a:ext>
+  </a:extLst>
 </a:theme>
 </file>
--- a/docs/notes/para_resist.docx
+++ b/docs/notes/para_resist.docx
@@ -161,7 +161,7 @@
         <w:pStyle w:val="Compact"/>
         <w:numPr>
           <w:ilvl w:val="0"/>
-          <w:numId w:val="1001"/>
+          <w:numId w:val="1002"/>
         </w:numPr>
       </w:pPr>
       <w:r>
@@ -231,7 +231,7 @@
         <w:pStyle w:val="Compact"/>
         <w:numPr>
           <w:ilvl w:val="1"/>
-          <w:numId w:val="1003"/>
+          <w:numId w:val="1005"/>
         </w:numPr>
       </w:pPr>
       <w:r>
@@ -243,7 +243,7 @@
         <w:pStyle w:val="Compact"/>
         <w:numPr>
           <w:ilvl w:val="1"/>
-          <w:numId w:val="1003"/>
+          <w:numId w:val="1005"/>
         </w:numPr>
       </w:pPr>
       <w:r>
@@ -255,7 +255,7 @@
         <w:pStyle w:val="Compact"/>
         <w:numPr>
           <w:ilvl w:val="1"/>
-          <w:numId w:val="1003"/>
+          <w:numId w:val="1005"/>
         </w:numPr>
       </w:pPr>
       <w:r>
@@ -267,7 +267,7 @@
         <w:pStyle w:val="Compact"/>
         <w:numPr>
           <w:ilvl w:val="0"/>
-          <w:numId w:val="1001"/>
+          <w:numId w:val="1005"/>
         </w:numPr>
       </w:pPr>
       <w:r>
@@ -543,7 +543,7 @@
         <w:pStyle w:val="Compact"/>
         <w:numPr>
           <w:ilvl w:val="0"/>
-          <w:numId w:val="1007"/>
+          <w:numId w:val="1008"/>
         </w:numPr>
       </w:pPr>
       <w:r>
@@ -632,7 +632,7 @@
         <w:pStyle w:val="Compact"/>
         <w:numPr>
           <w:ilvl w:val="0"/>
-          <w:numId w:val="1007"/>
+          <w:numId w:val="1009"/>
         </w:numPr>
       </w:pPr>
       <w:r>
@@ -675,7 +675,7 @@
         <w:pStyle w:val="Compact"/>
         <w:numPr>
           <w:ilvl w:val="0"/>
-          <w:numId w:val="1007"/>
+          <w:numId w:val="1010"/>
         </w:numPr>
       </w:pPr>
       <w:r>
@@ -761,7 +761,7 @@
         <w:pStyle w:val="Compact"/>
         <w:numPr>
           <w:ilvl w:val="0"/>
-          <w:numId w:val="1007"/>
+          <w:numId w:val="1011"/>
         </w:numPr>
       </w:pPr>
       <w:r>
@@ -815,7 +815,7 @@
         <w:pStyle w:val="Compact"/>
         <w:numPr>
           <w:ilvl w:val="0"/>
-          <w:numId w:val="1007"/>
+          <w:numId w:val="1012"/>
         </w:numPr>
       </w:pPr>
       <w:r>
@@ -843,7 +843,7 @@
         <w:pStyle w:val="Compact"/>
         <w:numPr>
           <w:ilvl w:val="0"/>
-          <w:numId w:val="1007"/>
+          <w:numId w:val="1012"/>
         </w:numPr>
       </w:pPr>
       <w:r>
@@ -988,7 +988,7 @@
         <w:pStyle w:val="Compact"/>
         <w:numPr>
           <w:ilvl w:val="0"/>
-          <w:numId w:val="1013"/>
+          <w:numId w:val="1015"/>
         </w:numPr>
       </w:pPr>
       <w:r>
@@ -1006,7 +1006,7 @@
         <w:pStyle w:val="Compact"/>
         <w:numPr>
           <w:ilvl w:val="0"/>
-          <w:numId w:val="1013"/>
+          <w:numId w:val="1015"/>
         </w:numPr>
       </w:pPr>
       <w:r>
@@ -1030,7 +1030,7 @@
         <w:pStyle w:val="Compact"/>
         <w:numPr>
           <w:ilvl w:val="0"/>
-          <w:numId w:val="1013"/>
+          <w:numId w:val="1015"/>
         </w:numPr>
       </w:pPr>
       <w:r>
@@ -1048,7 +1048,7 @@
         <w:pStyle w:val="Compact"/>
         <w:numPr>
           <w:ilvl w:val="0"/>
-          <w:numId w:val="1013"/>
+          <w:numId w:val="1015"/>
         </w:numPr>
       </w:pPr>
       <w:r>
@@ -1176,7 +1176,7 @@
         <w:pStyle w:val="Compact"/>
         <w:numPr>
           <w:ilvl w:val="0"/>
-          <w:numId w:val="1016"/>
+          <w:numId w:val="1018"/>
         </w:numPr>
       </w:pPr>
       <w:r>
@@ -1210,7 +1210,7 @@
         <w:pStyle w:val="Compact"/>
         <w:numPr>
           <w:ilvl w:val="0"/>
-          <w:numId w:val="1016"/>
+          <w:numId w:val="1019"/>
         </w:numPr>
       </w:pPr>
       <w:r>
@@ -1319,7 +1319,7 @@
         <w:pStyle w:val="Compact"/>
         <w:numPr>
           <w:ilvl w:val="0"/>
-          <w:numId w:val="1016"/>
+          <w:numId w:val="1020"/>
         </w:numPr>
       </w:pPr>
       <w:r>
@@ -2028,7 +2028,7 @@
         <w:pStyle w:val="Compact"/>
         <w:numPr>
           <w:ilvl w:val="0"/>
-          <w:numId w:val="1026"/>
+          <w:numId w:val="1028"/>
         </w:numPr>
       </w:pPr>
       <w:r>
@@ -2129,7 +2129,7 @@
         <w:pStyle w:val="Compact"/>
         <w:numPr>
           <w:ilvl w:val="1"/>
-          <w:numId w:val="1029"/>
+          <w:numId w:val="1030"/>
         </w:numPr>
       </w:pPr>
       <w:r>
@@ -5032,7 +5032,7 @@
         <w:pStyle w:val="FirstParagraph"/>
       </w:pPr>
       <w:r>
-        <w:t xml:space="preserve">Last updated: 2025-08-06 19:25:44.716368</w:t>
+        <w:t xml:space="preserve">Last updated: 2025-08-21 15:01:30.332719</w:t>
       </w:r>
     </w:p>
     <w:bookmarkEnd w:id="118"/>

--- a/docs/notes/para_resist.docx
+++ b/docs/notes/para_resist.docx
@@ -15,7 +15,7 @@
         <w:pStyle w:val="Date"/>
       </w:pPr>
       <w:r>
-        <w:t xml:space="preserve">6 Nov 2023</w:t>
+        <w:t xml:space="preserve">5 November 2025</w:t>
       </w:r>
     </w:p>
     <w:bookmarkStart w:id="26" w:name="general-principles"/>
@@ -807,7 +807,38 @@
         </w:numPr>
       </w:pPr>
       <w:r>
-        <w:t xml:space="preserve">altered pathways?</w:t>
+        <w:t xml:space="preserve">altered molecular conformulation (</w:t>
+      </w:r>
+      <w:r>
+        <w:t xml:space="preserve">Finken et al. (1993)</w:t>
+      </w:r>
+      <w:r>
+        <w:t xml:space="preserve">:</w:t>
+      </w:r>
+      <w:r>
+        <w:t xml:space="preserve"> </w:t>
+      </w:r>
+      <w:r>
+        <w:t xml:space="preserve">“… resistance against multiple unrelated drugs in</w:t>
+      </w:r>
+      <w:r>
+        <w:t xml:space="preserve"> </w:t>
+      </w:r>
+      <w:r>
+        <w:rPr>
+          <w:i/>
+          <w:iCs/>
+        </w:rPr>
+        <w:t xml:space="preserve">M. tuberculosis</w:t>
+      </w:r>
+      <w:r>
+        <w:t xml:space="preserve"> </w:t>
+      </w:r>
+      <w:r>
+        <w:t xml:space="preserve">is not caused by a single event involving resistance to a panel of antibiotics, e.g. an altered permeability barrier, but rather conferred by an accumulation of multiple mutational events specific for each drug’s target respectively as demonstrated for streptomycin”</w:t>
+      </w:r>
+      <w:r>
+        <w:t xml:space="preserve">)</w:t>
       </w:r>
     </w:p>
     <w:p>
@@ -1057,7 +1088,7 @@
     </w:p>
     <w:bookmarkEnd w:id="31"/>
     <w:bookmarkEnd w:id="32"/>
-    <w:bookmarkStart w:id="119" w:name="viruses"/>
+    <w:bookmarkStart w:id="121" w:name="viruses"/>
     <w:p>
       <w:pPr>
         <w:pStyle w:val="Heading1"/>
@@ -2185,7 +2216,7 @@
       </w:r>
     </w:p>
     <w:bookmarkEnd w:id="43"/>
-    <w:bookmarkStart w:id="118" w:name="references"/>
+    <w:bookmarkStart w:id="120" w:name="references"/>
     <w:p>
       <w:pPr>
         <w:pStyle w:val="Heading2"/>
@@ -2194,7 +2225,7 @@
         <w:t xml:space="preserve">References</w:t>
       </w:r>
     </w:p>
-    <w:bookmarkStart w:id="117" w:name="refs"/>
+    <w:bookmarkStart w:id="119" w:name="refs"/>
     <w:bookmarkStart w:id="45" w:name="ref-achan_quinine_2011"/>
     <w:p>
       <w:pPr>
@@ -2254,13 +2285,17 @@
         <w:t xml:space="preserve"> </w:t>
       </w:r>
       <w:r>
-        <w:t xml:space="preserve">Haemophilus</w:t>
-      </w:r>
-      <w:r>
-        <w:t xml:space="preserve"> </w:t>
-      </w:r>
-      <w:r>
-        <w:t xml:space="preserve">influenzae in</w:t>
+        <w:rPr>
+          <w:i/>
+          <w:iCs/>
+        </w:rPr>
+        <w:t xml:space="preserve">Haemophilus influenzae</w:t>
+      </w:r>
+      <w:r>
+        <w:t xml:space="preserve"> </w:t>
+      </w:r>
+      <w:r>
+        <w:t xml:space="preserve">in</w:t>
       </w:r>
       <w:r>
         <w:t xml:space="preserve"> </w:t>
@@ -2706,13 +2741,14 @@
         <w:t xml:space="preserve"> </w:t>
       </w:r>
       <w:r>
-        <w:t xml:space="preserve">Helicobacter</w:t>
-      </w:r>
-      <w:r>
-        <w:t xml:space="preserve"> </w:t>
-      </w:r>
-      <w:r>
-        <w:t xml:space="preserve">pylori.</w:t>
+        <w:rPr>
+          <w:i/>
+          <w:iCs/>
+        </w:rPr>
+        <w:t xml:space="preserve">Helicobacter pylori</w:t>
+      </w:r>
+      <w:r>
+        <w:t xml:space="preserve">.</w:t>
       </w:r>
       <w:r>
         <w:t xml:space="preserve"> </w:t>
@@ -3316,12 +3352,108 @@
       </w:hyperlink>
     </w:p>
     <w:bookmarkEnd w:id="76"/>
-    <w:bookmarkStart w:id="78" w:name="ref-gladwell_mosquito_2001"/>
+    <w:bookmarkStart w:id="78" w:name="ref-finkenMolecularBasisStreptomycin1993"/>
     <w:p>
       <w:pPr>
         <w:pStyle w:val="Bibliography"/>
       </w:pPr>
       <w:r>
+        <w:t xml:space="preserve">Finken, M., Kirschner, P., Meier, A., Wrede, A., &amp; Böttger, E. C. (1993). Molecular basis of streptomycin resistance in</w:t>
+      </w:r>
+      <w:r>
+        <w:t xml:space="preserve"> </w:t>
+      </w:r>
+      <w:r>
+        <w:rPr>
+          <w:i/>
+          <w:iCs/>
+        </w:rPr>
+        <w:t xml:space="preserve">Mycobacterium tuberculosis</w:t>
+      </w:r>
+      <w:r>
+        <w:t xml:space="preserve">: Alterations of the ribosomal protein</w:t>
+      </w:r>
+      <w:r>
+        <w:t xml:space="preserve"> </w:t>
+      </w:r>
+      <w:r>
+        <w:t xml:space="preserve">S12</w:t>
+      </w:r>
+      <w:r>
+        <w:t xml:space="preserve"> </w:t>
+      </w:r>
+      <w:r>
+        <w:t xml:space="preserve">gene and point mutations within a functional</w:t>
+      </w:r>
+      <w:r>
+        <w:t xml:space="preserve"> </w:t>
+      </w:r>
+      <w:r>
+        <w:t xml:space="preserve">16S</w:t>
+      </w:r>
+      <w:r>
+        <w:t xml:space="preserve"> </w:t>
+      </w:r>
+      <w:r>
+        <w:t xml:space="preserve">ribosomal</w:t>
+      </w:r>
+      <w:r>
+        <w:t xml:space="preserve"> </w:t>
+      </w:r>
+      <w:r>
+        <w:t xml:space="preserve">RNA</w:t>
+      </w:r>
+      <w:r>
+        <w:t xml:space="preserve"> </w:t>
+      </w:r>
+      <w:r>
+        <w:t xml:space="preserve">pseudoknot.</w:t>
+      </w:r>
+      <w:r>
+        <w:t xml:space="preserve"> </w:t>
+      </w:r>
+      <w:r>
+        <w:rPr>
+          <w:i/>
+          <w:iCs/>
+        </w:rPr>
+        <w:t xml:space="preserve">Molecular Microbiology</w:t>
+      </w:r>
+      <w:r>
+        <w:t xml:space="preserve">,</w:t>
+      </w:r>
+      <w:r>
+        <w:t xml:space="preserve"> </w:t>
+      </w:r>
+      <w:r>
+        <w:rPr>
+          <w:i/>
+          <w:iCs/>
+        </w:rPr>
+        <w:t xml:space="preserve">9</w:t>
+      </w:r>
+      <w:r>
+        <w:t xml:space="preserve">(6), 1239–1246.</w:t>
+      </w:r>
+      <w:r>
+        <w:t xml:space="preserve"> </w:t>
+      </w:r>
+      <w:hyperlink r:id="rId77">
+        <w:r>
+          <w:rPr>
+            <w:rStyle w:val="Hyperlink"/>
+          </w:rPr>
+          <w:t xml:space="preserve">https://doi.org/10.1111/j.1365-2958.1993.tb01253.x</w:t>
+        </w:r>
+      </w:hyperlink>
+    </w:p>
+    <w:bookmarkEnd w:id="78"/>
+    <w:bookmarkStart w:id="80" w:name="ref-gladwell_mosquito_2001"/>
+    <w:p>
+      <w:pPr>
+        <w:pStyle w:val="Bibliography"/>
+      </w:pPr>
+      <w:r>
         <w:t xml:space="preserve">Gladwell, M. (2001). The</w:t>
       </w:r>
       <w:r>
@@ -3355,7 +3487,7 @@
       <w:r>
         <w:t xml:space="preserve"> </w:t>
       </w:r>
-      <w:hyperlink r:id="rId77">
+      <w:hyperlink r:id="rId79">
         <w:r>
           <w:rPr>
             <w:rStyle w:val="Hyperlink"/>
@@ -3364,8 +3496,8 @@
         </w:r>
       </w:hyperlink>
     </w:p>
-    <w:bookmarkEnd w:id="78"/>
-    <w:bookmarkStart w:id="80" w:name="ref-imwongSpread2017a"/>
+    <w:bookmarkEnd w:id="80"/>
+    <w:bookmarkStart w:id="82" w:name="ref-imwongSpread2017a"/>
     <w:p>
       <w:pPr>
         <w:pStyle w:val="Bibliography"/>
@@ -3426,7 +3558,7 @@
       <w:r>
         <w:t xml:space="preserve"> </w:t>
       </w:r>
-      <w:hyperlink r:id="rId79">
+      <w:hyperlink r:id="rId81">
         <w:r>
           <w:rPr>
             <w:rStyle w:val="Hyperlink"/>
@@ -3435,8 +3567,8 @@
         </w:r>
       </w:hyperlink>
     </w:p>
-    <w:bookmarkEnd w:id="80"/>
-    <w:bookmarkStart w:id="82" w:name="ref-jarry_malaria_2021"/>
+    <w:bookmarkEnd w:id="82"/>
+    <w:bookmarkStart w:id="84" w:name="ref-jarry_malaria_2021"/>
     <w:p>
       <w:pPr>
         <w:pStyle w:val="Bibliography"/>
@@ -3508,7 +3640,7 @@
       <w:r>
         <w:t xml:space="preserve"> </w:t>
       </w:r>
-      <w:hyperlink r:id="rId81">
+      <w:hyperlink r:id="rId83">
         <w:r>
           <w:rPr>
             <w:rStyle w:val="Hyperlink"/>
@@ -3517,8 +3649,8 @@
         </w:r>
       </w:hyperlink>
     </w:p>
-    <w:bookmarkEnd w:id="82"/>
-    <w:bookmarkStart w:id="84" w:name="ref-karwehl_exploitation_2016"/>
+    <w:bookmarkEnd w:id="84"/>
+    <w:bookmarkStart w:id="86" w:name="ref-karwehl_exploitation_2016"/>
     <w:p>
       <w:pPr>
         <w:pStyle w:val="Bibliography"/>
@@ -3758,7 +3890,7 @@
       <w:r>
         <w:t xml:space="preserve"> </w:t>
       </w:r>
-      <w:hyperlink r:id="rId83">
+      <w:hyperlink r:id="rId85">
         <w:r>
           <w:rPr>
             <w:rStyle w:val="Hyperlink"/>
@@ -3767,8 +3899,8 @@
         </w:r>
       </w:hyperlink>
     </w:p>
-    <w:bookmarkEnd w:id="84"/>
-    <w:bookmarkStart w:id="86" w:name="ref-koella_towards_2009"/>
+    <w:bookmarkEnd w:id="86"/>
+    <w:bookmarkStart w:id="88" w:name="ref-koella_towards_2009"/>
     <w:p>
       <w:pPr>
         <w:pStyle w:val="Bibliography"/>
@@ -3805,7 +3937,7 @@
       <w:r>
         <w:t xml:space="preserve"> </w:t>
       </w:r>
-      <w:hyperlink r:id="rId85">
+      <w:hyperlink r:id="rId87">
         <w:r>
           <w:rPr>
             <w:rStyle w:val="Hyperlink"/>
@@ -3814,8 +3946,8 @@
         </w:r>
       </w:hyperlink>
     </w:p>
-    <w:bookmarkEnd w:id="86"/>
-    <w:bookmarkStart w:id="87" w:name="ref-levin_compensatory_2000-1"/>
+    <w:bookmarkEnd w:id="88"/>
+    <w:bookmarkStart w:id="89" w:name="ref-levin_compensatory_2000-1"/>
     <w:p>
       <w:pPr>
         <w:pStyle w:val="Bibliography"/>
@@ -3850,8 +3982,8 @@
         <w:t xml:space="preserve">(3), 985–997.</w:t>
       </w:r>
     </w:p>
-    <w:bookmarkEnd w:id="87"/>
-    <w:bookmarkStart w:id="89" w:name="ref-lipsitch_antimicrobial_2002"/>
+    <w:bookmarkEnd w:id="89"/>
+    <w:bookmarkStart w:id="91" w:name="ref-lipsitch_antimicrobial_2002"/>
     <w:p>
       <w:pPr>
         <w:pStyle w:val="Bibliography"/>
@@ -3936,7 +4068,7 @@
       <w:r>
         <w:t xml:space="preserve"> </w:t>
       </w:r>
-      <w:hyperlink r:id="rId88">
+      <w:hyperlink r:id="rId90">
         <w:r>
           <w:rPr>
             <w:rStyle w:val="Hyperlink"/>
@@ -3945,8 +4077,8 @@
         </w:r>
       </w:hyperlink>
     </w:p>
-    <w:bookmarkEnd w:id="89"/>
-    <w:bookmarkStart w:id="91" w:name="ref-lipsitch_antibiotics_2002"/>
+    <w:bookmarkEnd w:id="91"/>
+    <w:bookmarkStart w:id="93" w:name="ref-lipsitch_antibiotics_2002"/>
     <w:p>
       <w:pPr>
         <w:pStyle w:val="Bibliography"/>
@@ -3995,7 +4127,7 @@
       <w:r>
         <w:t xml:space="preserve"> </w:t>
       </w:r>
-      <w:hyperlink r:id="rId90">
+      <w:hyperlink r:id="rId92">
         <w:r>
           <w:rPr>
             <w:rStyle w:val="Hyperlink"/>
@@ -4004,8 +4136,8 @@
         </w:r>
       </w:hyperlink>
     </w:p>
-    <w:bookmarkEnd w:id="91"/>
-    <w:bookmarkStart w:id="93" w:name="ref-llewelyn_antibiotic_2017"/>
+    <w:bookmarkEnd w:id="93"/>
+    <w:bookmarkStart w:id="95" w:name="ref-llewelyn_antibiotic_2017"/>
     <w:p>
       <w:pPr>
         <w:pStyle w:val="Bibliography"/>
@@ -4042,7 +4174,7 @@
       <w:r>
         <w:t xml:space="preserve"> </w:t>
       </w:r>
-      <w:hyperlink r:id="rId92">
+      <w:hyperlink r:id="rId94">
         <w:r>
           <w:rPr>
             <w:rStyle w:val="Hyperlink"/>
@@ -4051,8 +4183,8 @@
         </w:r>
       </w:hyperlink>
     </w:p>
-    <w:bookmarkEnd w:id="93"/>
-    <w:bookmarkStart w:id="94" w:name="ref-man_human_2021"/>
+    <w:bookmarkEnd w:id="95"/>
+    <w:bookmarkStart w:id="96" w:name="ref-man_human_2021"/>
     <w:p>
       <w:pPr>
         <w:pStyle w:val="Bibliography"/>
@@ -4087,8 +4219,8 @@
         <w:t xml:space="preserve">(3), 481–491.</w:t>
       </w:r>
     </w:p>
-    <w:bookmarkEnd w:id="94"/>
-    <w:bookmarkStart w:id="96" w:name="ref-mavrichBacteriophage2017"/>
+    <w:bookmarkEnd w:id="96"/>
+    <w:bookmarkStart w:id="98" w:name="ref-mavrichBacteriophage2017"/>
     <w:p>
       <w:pPr>
         <w:pStyle w:val="Bibliography"/>
@@ -4125,7 +4257,7 @@
       <w:r>
         <w:t xml:space="preserve"> </w:t>
       </w:r>
-      <w:hyperlink r:id="rId95">
+      <w:hyperlink r:id="rId97">
         <w:r>
           <w:rPr>
             <w:rStyle w:val="Hyperlink"/>
@@ -4134,8 +4266,8 @@
         </w:r>
       </w:hyperlink>
     </w:p>
-    <w:bookmarkEnd w:id="96"/>
-    <w:bookmarkStart w:id="98" w:name="ref-mcmeniman_stable_2009"/>
+    <w:bookmarkEnd w:id="98"/>
+    <w:bookmarkStart w:id="100" w:name="ref-mcmeniman_stable_2009"/>
     <w:p>
       <w:pPr>
         <w:pStyle w:val="Bibliography"/>
@@ -4197,7 +4329,7 @@
       <w:r>
         <w:t xml:space="preserve"> </w:t>
       </w:r>
-      <w:hyperlink r:id="rId97">
+      <w:hyperlink r:id="rId99">
         <w:r>
           <w:rPr>
             <w:rStyle w:val="Hyperlink"/>
@@ -4206,8 +4338,8 @@
         </w:r>
       </w:hyperlink>
     </w:p>
-    <w:bookmarkEnd w:id="98"/>
-    <w:bookmarkStart w:id="100" w:name="ref-medawar_uniqueness_2019"/>
+    <w:bookmarkEnd w:id="100"/>
+    <w:bookmarkStart w:id="102" w:name="ref-medawar_uniqueness_2019"/>
     <w:p>
       <w:pPr>
         <w:pStyle w:val="Bibliography"/>
@@ -4273,7 +4405,7 @@
       <w:r>
         <w:t xml:space="preserve"> </w:t>
       </w:r>
-      <w:hyperlink r:id="rId99">
+      <w:hyperlink r:id="rId101">
         <w:r>
           <w:rPr>
             <w:rStyle w:val="Hyperlink"/>
@@ -4282,8 +4414,8 @@
         </w:r>
       </w:hyperlink>
     </w:p>
-    <w:bookmarkEnd w:id="100"/>
-    <w:bookmarkStart w:id="102" w:name="ref-musiime_house_2022"/>
+    <w:bookmarkEnd w:id="102"/>
+    <w:bookmarkStart w:id="104" w:name="ref-musiime_house_2022"/>
     <w:p>
       <w:pPr>
         <w:pStyle w:val="Bibliography"/>
@@ -4341,7 +4473,7 @@
       <w:r>
         <w:t xml:space="preserve"> </w:t>
       </w:r>
-      <w:hyperlink r:id="rId101">
+      <w:hyperlink r:id="rId103">
         <w:r>
           <w:rPr>
             <w:rStyle w:val="Hyperlink"/>
@@ -4350,8 +4482,8 @@
         </w:r>
       </w:hyperlink>
     </w:p>
-    <w:bookmarkEnd w:id="102"/>
-    <w:bookmarkStart w:id="104" w:name="ref-rosenthalHas2021"/>
+    <w:bookmarkEnd w:id="104"/>
+    <w:bookmarkStart w:id="106" w:name="ref-rosenthalHas2021"/>
     <w:p>
       <w:pPr>
         <w:pStyle w:val="Bibliography"/>
@@ -4397,7 +4529,7 @@
       <w:r>
         <w:t xml:space="preserve"> </w:t>
       </w:r>
-      <w:hyperlink r:id="rId103">
+      <w:hyperlink r:id="rId105">
         <w:r>
           <w:rPr>
             <w:rStyle w:val="Hyperlink"/>
@@ -4406,8 +4538,8 @@
         </w:r>
       </w:hyperlink>
     </w:p>
-    <w:bookmarkEnd w:id="104"/>
-    <w:bookmarkStart w:id="106" w:name="ref-seo_cost-effectiveness_2014"/>
+    <w:bookmarkEnd w:id="106"/>
+    <w:bookmarkStart w:id="108" w:name="ref-seo_cost-effectiveness_2014"/>
     <w:p>
       <w:pPr>
         <w:pStyle w:val="Bibliography"/>
@@ -4474,7 +4606,7 @@
       <w:r>
         <w:t xml:space="preserve"> </w:t>
       </w:r>
-      <w:hyperlink r:id="rId105">
+      <w:hyperlink r:id="rId107">
         <w:r>
           <w:rPr>
             <w:rStyle w:val="Hyperlink"/>
@@ -4483,8 +4615,8 @@
         </w:r>
       </w:hyperlink>
     </w:p>
-    <w:bookmarkEnd w:id="106"/>
-    <w:bookmarkStart w:id="108" w:name="ref-smith_animal_2002"/>
+    <w:bookmarkEnd w:id="108"/>
+    <w:bookmarkStart w:id="110" w:name="ref-smith_animal_2002"/>
     <w:p>
       <w:pPr>
         <w:pStyle w:val="Bibliography"/>
@@ -4521,7 +4653,7 @@
       <w:r>
         <w:t xml:space="preserve"> </w:t>
       </w:r>
-      <w:hyperlink r:id="rId107">
+      <w:hyperlink r:id="rId109">
         <w:r>
           <w:rPr>
             <w:rStyle w:val="Hyperlink"/>
@@ -4530,8 +4662,8 @@
         </w:r>
       </w:hyperlink>
     </w:p>
-    <w:bookmarkEnd w:id="108"/>
-    <w:bookmarkStart w:id="110" w:name="ref-sa_haart_2019"/>
+    <w:bookmarkEnd w:id="110"/>
+    <w:bookmarkStart w:id="112" w:name="ref-sa_haart_2019"/>
     <w:p>
       <w:pPr>
         <w:pStyle w:val="Bibliography"/>
@@ -4793,7 +4925,7 @@
       <w:r>
         <w:t xml:space="preserve"> </w:t>
       </w:r>
-      <w:hyperlink r:id="rId109">
+      <w:hyperlink r:id="rId111">
         <w:r>
           <w:rPr>
             <w:rStyle w:val="Hyperlink"/>
@@ -4802,8 +4934,8 @@
         </w:r>
       </w:hyperlink>
     </w:p>
-    <w:bookmarkEnd w:id="110"/>
-    <w:bookmarkStart w:id="112" w:name="ref-gent_small_2012"/>
+    <w:bookmarkEnd w:id="112"/>
+    <w:bookmarkStart w:id="114" w:name="ref-gent_small_2012"/>
     <w:p>
       <w:pPr>
         <w:pStyle w:val="Bibliography"/>
@@ -4895,7 +5027,7 @@
       <w:r>
         <w:t xml:space="preserve"> </w:t>
       </w:r>
-      <w:hyperlink r:id="rId111">
+      <w:hyperlink r:id="rId113">
         <w:r>
           <w:rPr>
             <w:rStyle w:val="Hyperlink"/>
@@ -4904,8 +5036,8 @@
         </w:r>
       </w:hyperlink>
     </w:p>
-    <w:bookmarkEnd w:id="112"/>
-    <w:bookmarkStart w:id="114" w:name="ref-wangProgress2022"/>
+    <w:bookmarkEnd w:id="114"/>
+    <w:bookmarkStart w:id="116" w:name="ref-wangProgress2022"/>
     <w:p>
       <w:pPr>
         <w:pStyle w:val="Bibliography"/>
@@ -4963,7 +5095,7 @@
       <w:r>
         <w:t xml:space="preserve"> </w:t>
       </w:r>
-      <w:hyperlink r:id="rId113">
+      <w:hyperlink r:id="rId115">
         <w:r>
           <w:rPr>
             <w:rStyle w:val="Hyperlink"/>
@@ -4972,8 +5104,8 @@
         </w:r>
       </w:hyperlink>
     </w:p>
-    <w:bookmarkEnd w:id="114"/>
-    <w:bookmarkStart w:id="116" w:name="ref-wuGene2023"/>
+    <w:bookmarkEnd w:id="116"/>
+    <w:bookmarkStart w:id="118" w:name="ref-wuGene2023"/>
     <w:p>
       <w:pPr>
         <w:pStyle w:val="Bibliography"/>
@@ -5009,7 +5141,7 @@
       <w:r>
         <w:t xml:space="preserve"> </w:t>
       </w:r>
-      <w:hyperlink r:id="rId115">
+      <w:hyperlink r:id="rId117">
         <w:r>
           <w:rPr>
             <w:rStyle w:val="Hyperlink"/>
@@ -5018,8 +5150,8 @@
         </w:r>
       </w:hyperlink>
     </w:p>
-    <w:bookmarkEnd w:id="116"/>
-    <w:bookmarkEnd w:id="117"/>
+    <w:bookmarkEnd w:id="118"/>
+    <w:bookmarkEnd w:id="119"/>
     <w:p>
       <w:r>
         <w:pict>
@@ -5032,11 +5164,11 @@
         <w:pStyle w:val="FirstParagraph"/>
       </w:pPr>
       <w:r>
-        <w:t xml:space="preserve">Last updated: 2025-08-21 15:01:30.332719</w:t>
-      </w:r>
-    </w:p>
-    <w:bookmarkEnd w:id="118"/>
-    <w:bookmarkEnd w:id="119"/>
+        <w:t xml:space="preserve">Last updated: 2025-11-04 17:58:15.198023</w:t>
+      </w:r>
+    </w:p>
+    <w:bookmarkEnd w:id="120"/>
+    <w:bookmarkEnd w:id="121"/>
     <w:sectPr/>
   </w:body>
 </w:document>

--- a/docs/notes/para_resist.docx
+++ b/docs/notes/para_resist.docx
@@ -161,7 +161,7 @@
         <w:pStyle w:val="Compact"/>
         <w:numPr>
           <w:ilvl w:val="0"/>
-          <w:numId w:val="1002"/>
+          <w:numId w:val="1001"/>
         </w:numPr>
       </w:pPr>
       <w:r>
@@ -231,7 +231,7 @@
         <w:pStyle w:val="Compact"/>
         <w:numPr>
           <w:ilvl w:val="1"/>
-          <w:numId w:val="1005"/>
+          <w:numId w:val="1003"/>
         </w:numPr>
       </w:pPr>
       <w:r>
@@ -243,7 +243,7 @@
         <w:pStyle w:val="Compact"/>
         <w:numPr>
           <w:ilvl w:val="1"/>
-          <w:numId w:val="1005"/>
+          <w:numId w:val="1003"/>
         </w:numPr>
       </w:pPr>
       <w:r>
@@ -255,7 +255,7 @@
         <w:pStyle w:val="Compact"/>
         <w:numPr>
           <w:ilvl w:val="1"/>
-          <w:numId w:val="1005"/>
+          <w:numId w:val="1003"/>
         </w:numPr>
       </w:pPr>
       <w:r>
@@ -267,7 +267,7 @@
         <w:pStyle w:val="Compact"/>
         <w:numPr>
           <w:ilvl w:val="0"/>
-          <w:numId w:val="1005"/>
+          <w:numId w:val="1001"/>
         </w:numPr>
       </w:pPr>
       <w:r>
@@ -543,7 +543,7 @@
         <w:pStyle w:val="Compact"/>
         <w:numPr>
           <w:ilvl w:val="0"/>
-          <w:numId w:val="1008"/>
+          <w:numId w:val="1007"/>
         </w:numPr>
       </w:pPr>
       <w:r>
@@ -632,7 +632,7 @@
         <w:pStyle w:val="Compact"/>
         <w:numPr>
           <w:ilvl w:val="0"/>
-          <w:numId w:val="1009"/>
+          <w:numId w:val="1007"/>
         </w:numPr>
       </w:pPr>
       <w:r>
@@ -675,7 +675,7 @@
         <w:pStyle w:val="Compact"/>
         <w:numPr>
           <w:ilvl w:val="0"/>
-          <w:numId w:val="1010"/>
+          <w:numId w:val="1007"/>
         </w:numPr>
       </w:pPr>
       <w:r>
@@ -761,7 +761,7 @@
         <w:pStyle w:val="Compact"/>
         <w:numPr>
           <w:ilvl w:val="0"/>
-          <w:numId w:val="1011"/>
+          <w:numId w:val="1007"/>
         </w:numPr>
       </w:pPr>
       <w:r>
@@ -846,7 +846,7 @@
         <w:pStyle w:val="Compact"/>
         <w:numPr>
           <w:ilvl w:val="0"/>
-          <w:numId w:val="1012"/>
+          <w:numId w:val="1007"/>
         </w:numPr>
       </w:pPr>
       <w:r>
@@ -874,7 +874,7 @@
         <w:pStyle w:val="Compact"/>
         <w:numPr>
           <w:ilvl w:val="0"/>
-          <w:numId w:val="1012"/>
+          <w:numId w:val="1007"/>
         </w:numPr>
       </w:pPr>
       <w:r>
@@ -1019,7 +1019,7 @@
         <w:pStyle w:val="Compact"/>
         <w:numPr>
           <w:ilvl w:val="0"/>
-          <w:numId w:val="1015"/>
+          <w:numId w:val="1013"/>
         </w:numPr>
       </w:pPr>
       <w:r>
@@ -1037,7 +1037,7 @@
         <w:pStyle w:val="Compact"/>
         <w:numPr>
           <w:ilvl w:val="0"/>
-          <w:numId w:val="1015"/>
+          <w:numId w:val="1013"/>
         </w:numPr>
       </w:pPr>
       <w:r>
@@ -1061,7 +1061,7 @@
         <w:pStyle w:val="Compact"/>
         <w:numPr>
           <w:ilvl w:val="0"/>
-          <w:numId w:val="1015"/>
+          <w:numId w:val="1013"/>
         </w:numPr>
       </w:pPr>
       <w:r>
@@ -1079,7 +1079,7 @@
         <w:pStyle w:val="Compact"/>
         <w:numPr>
           <w:ilvl w:val="0"/>
-          <w:numId w:val="1015"/>
+          <w:numId w:val="1013"/>
         </w:numPr>
       </w:pPr>
       <w:r>
@@ -1207,7 +1207,7 @@
         <w:pStyle w:val="Compact"/>
         <w:numPr>
           <w:ilvl w:val="0"/>
-          <w:numId w:val="1018"/>
+          <w:numId w:val="1016"/>
         </w:numPr>
       </w:pPr>
       <w:r>
@@ -1241,7 +1241,7 @@
         <w:pStyle w:val="Compact"/>
         <w:numPr>
           <w:ilvl w:val="0"/>
-          <w:numId w:val="1019"/>
+          <w:numId w:val="1016"/>
         </w:numPr>
       </w:pPr>
       <w:r>
@@ -1350,7 +1350,7 @@
         <w:pStyle w:val="Compact"/>
         <w:numPr>
           <w:ilvl w:val="0"/>
-          <w:numId w:val="1020"/>
+          <w:numId w:val="1016"/>
         </w:numPr>
       </w:pPr>
       <w:r>
@@ -2059,7 +2059,7 @@
         <w:pStyle w:val="Compact"/>
         <w:numPr>
           <w:ilvl w:val="0"/>
-          <w:numId w:val="1028"/>
+          <w:numId w:val="1026"/>
         </w:numPr>
       </w:pPr>
       <w:r>
@@ -2160,7 +2160,7 @@
         <w:pStyle w:val="Compact"/>
         <w:numPr>
           <w:ilvl w:val="1"/>
-          <w:numId w:val="1030"/>
+          <w:numId w:val="1029"/>
         </w:numPr>
       </w:pPr>
       <w:r>
@@ -5164,7 +5164,7 @@
         <w:pStyle w:val="FirstParagraph"/>
       </w:pPr>
       <w:r>
-        <w:t xml:space="preserve">Last updated: 2025-11-04 17:58:15.198023</w:t>
+        <w:t xml:space="preserve">Last updated: 2025-11-23 17:05:03.987829</w:t>
       </w:r>
     </w:p>
     <w:bookmarkEnd w:id="120"/>
